--- a/fuentes/CFA_02_21710119_DU.docx
+++ b/fuentes/CFA_02_21710119_DU.docx
@@ -284,7 +284,7 @@
                           <w:p>
                             <w:pPr>
                               <w:spacing w:before="0" w:after="0" w:line="240" w:lineRule="auto"/>
-                              <w:ind w:firstLine="0"/>
+                              <w:ind w:left="708" w:firstLine="0"/>
                             </w:pPr>
                             <w:r>
                               <w:rPr>
@@ -324,7 +324,7 @@
                     <w:p>
                       <w:pPr>
                         <w:spacing w:before="0" w:after="0" w:line="240" w:lineRule="auto"/>
-                        <w:ind w:firstLine="0"/>
+                        <w:ind w:left="708" w:firstLine="0"/>
                       </w:pPr>
                       <w:r>
                         <w:rPr>
@@ -459,8 +459,6 @@
           <w:lang w:val="es-ES"/>
         </w:rPr>
       </w:pPr>
-      <w:bookmarkStart w:id="0" w:name="_GoBack"/>
-      <w:bookmarkEnd w:id="0"/>
       <w:r>
         <w:rPr>
           <w:b/>
@@ -533,7 +531,7 @@
         </w:rPr>
         <w:fldChar w:fldCharType="separate"/>
       </w:r>
-      <w:hyperlink w:anchor="_Toc201070623" w:history="1">
+      <w:hyperlink w:anchor="_Toc202879839" w:history="1">
         <w:r>
           <w:rPr>
             <w:rStyle w:val="Hipervnculo"/>
@@ -560,7 +558,7 @@
             <w:noProof/>
             <w:webHidden/>
           </w:rPr>
-          <w:instrText xml:space="preserve"> PAGEREF _Toc201070623 \h </w:instrText>
+          <w:instrText xml:space="preserve"> PAGEREF _Toc202879839 \h </w:instrText>
         </w:r>
         <w:r>
           <w:rPr>
@@ -606,7 +604,7 @@
           <w:lang w:eastAsia="es-CO"/>
         </w:rPr>
       </w:pPr>
-      <w:hyperlink w:anchor="_Toc201070624" w:history="1">
+      <w:hyperlink w:anchor="_Toc202879840" w:history="1">
         <w:r>
           <w:rPr>
             <w:rStyle w:val="Hipervnculo"/>
@@ -650,7 +648,7 @@
             <w:noProof/>
             <w:webHidden/>
           </w:rPr>
-          <w:instrText xml:space="preserve"> PAGEREF _Toc201070624 \h </w:instrText>
+          <w:instrText xml:space="preserve"> PAGEREF _Toc202879840 \h </w:instrText>
         </w:r>
         <w:r>
           <w:rPr>
@@ -696,7 +694,7 @@
           <w:lang w:eastAsia="es-CO"/>
         </w:rPr>
       </w:pPr>
-      <w:hyperlink w:anchor="_Toc201070625" w:history="1">
+      <w:hyperlink w:anchor="_Toc202879841" w:history="1">
         <w:r>
           <w:rPr>
             <w:rStyle w:val="Hipervnculo"/>
@@ -740,7 +738,7 @@
             <w:noProof/>
             <w:webHidden/>
           </w:rPr>
-          <w:instrText xml:space="preserve"> PAGEREF _Toc201070625 \h </w:instrText>
+          <w:instrText xml:space="preserve"> PAGEREF _Toc202879841 \h </w:instrText>
         </w:r>
         <w:r>
           <w:rPr>
@@ -786,7 +784,7 @@
           <w:lang w:eastAsia="es-CO"/>
         </w:rPr>
       </w:pPr>
-      <w:hyperlink w:anchor="_Toc201070626" w:history="1">
+      <w:hyperlink w:anchor="_Toc202879842" w:history="1">
         <w:r>
           <w:rPr>
             <w:rStyle w:val="Hipervnculo"/>
@@ -830,7 +828,7 @@
             <w:noProof/>
             <w:webHidden/>
           </w:rPr>
-          <w:instrText xml:space="preserve"> PAGEREF _Toc201070626 \h </w:instrText>
+          <w:instrText xml:space="preserve"> PAGEREF _Toc202879842 \h </w:instrText>
         </w:r>
         <w:r>
           <w:rPr>
@@ -876,7 +874,7 @@
           <w:lang w:eastAsia="es-CO"/>
         </w:rPr>
       </w:pPr>
-      <w:hyperlink w:anchor="_Toc201070627" w:history="1">
+      <w:hyperlink w:anchor="_Toc202879843" w:history="1">
         <w:r>
           <w:rPr>
             <w:rStyle w:val="Hipervnculo"/>
@@ -920,7 +918,7 @@
             <w:noProof/>
             <w:webHidden/>
           </w:rPr>
-          <w:instrText xml:space="preserve"> PAGEREF _Toc201070627 \h </w:instrText>
+          <w:instrText xml:space="preserve"> PAGEREF _Toc202879843 \h </w:instrText>
         </w:r>
         <w:r>
           <w:rPr>
@@ -966,7 +964,7 @@
           <w:lang w:eastAsia="es-CO"/>
         </w:rPr>
       </w:pPr>
-      <w:hyperlink w:anchor="_Toc201070628" w:history="1">
+      <w:hyperlink w:anchor="_Toc202879844" w:history="1">
         <w:r>
           <w:rPr>
             <w:rStyle w:val="Hipervnculo"/>
@@ -1010,7 +1008,7 @@
             <w:noProof/>
             <w:webHidden/>
           </w:rPr>
-          <w:instrText xml:space="preserve"> PAGEREF _Toc201070628 \h </w:instrText>
+          <w:instrText xml:space="preserve"> PAGEREF _Toc202879844 \h </w:instrText>
         </w:r>
         <w:r>
           <w:rPr>
@@ -1056,7 +1054,7 @@
           <w:lang w:eastAsia="es-CO"/>
         </w:rPr>
       </w:pPr>
-      <w:hyperlink w:anchor="_Toc201070630" w:history="1">
+      <w:hyperlink w:anchor="_Toc202879846" w:history="1">
         <w:r>
           <w:rPr>
             <w:rStyle w:val="Hipervnculo"/>
@@ -1100,7 +1098,7 @@
             <w:noProof/>
             <w:webHidden/>
           </w:rPr>
-          <w:instrText xml:space="preserve"> PAGEREF _Toc201070630 \h </w:instrText>
+          <w:instrText xml:space="preserve"> PAGEREF _Toc202879846 \h </w:instrText>
         </w:r>
         <w:r>
           <w:rPr>
@@ -1146,7 +1144,7 @@
           <w:lang w:eastAsia="es-CO"/>
         </w:rPr>
       </w:pPr>
-      <w:hyperlink w:anchor="_Toc201070631" w:history="1">
+      <w:hyperlink w:anchor="_Toc202879847" w:history="1">
         <w:r>
           <w:rPr>
             <w:rStyle w:val="Hipervnculo"/>
@@ -1190,7 +1188,7 @@
             <w:noProof/>
             <w:webHidden/>
           </w:rPr>
-          <w:instrText xml:space="preserve"> PAGEREF _Toc201070631 \h </w:instrText>
+          <w:instrText xml:space="preserve"> PAGEREF _Toc202879847 \h </w:instrText>
         </w:r>
         <w:r>
           <w:rPr>
@@ -1236,7 +1234,7 @@
           <w:lang w:eastAsia="es-CO"/>
         </w:rPr>
       </w:pPr>
-      <w:hyperlink w:anchor="_Toc201070632" w:history="1">
+      <w:hyperlink w:anchor="_Toc202879848" w:history="1">
         <w:r>
           <w:rPr>
             <w:rStyle w:val="Hipervnculo"/>
@@ -1280,7 +1278,7 @@
             <w:noProof/>
             <w:webHidden/>
           </w:rPr>
-          <w:instrText xml:space="preserve"> PAGEREF _Toc201070632 \h </w:instrText>
+          <w:instrText xml:space="preserve"> PAGEREF _Toc202879848 \h </w:instrText>
         </w:r>
         <w:r>
           <w:rPr>
@@ -1326,7 +1324,7 @@
           <w:lang w:eastAsia="es-CO"/>
         </w:rPr>
       </w:pPr>
-      <w:hyperlink w:anchor="_Toc201070633" w:history="1">
+      <w:hyperlink w:anchor="_Toc202879849" w:history="1">
         <w:r>
           <w:rPr>
             <w:rStyle w:val="Hipervnculo"/>
@@ -1370,7 +1368,7 @@
             <w:noProof/>
             <w:webHidden/>
           </w:rPr>
-          <w:instrText xml:space="preserve"> PAGEREF _Toc201070633 \h </w:instrText>
+          <w:instrText xml:space="preserve"> PAGEREF _Toc202879849 \h </w:instrText>
         </w:r>
         <w:r>
           <w:rPr>
@@ -1416,7 +1414,7 @@
           <w:lang w:eastAsia="es-CO"/>
         </w:rPr>
       </w:pPr>
-      <w:hyperlink w:anchor="_Toc201070635" w:history="1">
+      <w:hyperlink w:anchor="_Toc202879851" w:history="1">
         <w:r>
           <w:rPr>
             <w:rStyle w:val="Hipervnculo"/>
@@ -1460,7 +1458,7 @@
             <w:noProof/>
             <w:webHidden/>
           </w:rPr>
-          <w:instrText xml:space="preserve"> PAGEREF _Toc201070635 \h </w:instrText>
+          <w:instrText xml:space="preserve"> PAGEREF _Toc202879851 \h </w:instrText>
         </w:r>
         <w:r>
           <w:rPr>
@@ -1506,7 +1504,7 @@
           <w:lang w:eastAsia="es-CO"/>
         </w:rPr>
       </w:pPr>
-      <w:hyperlink w:anchor="_Toc201070636" w:history="1">
+      <w:hyperlink w:anchor="_Toc202879852" w:history="1">
         <w:r>
           <w:rPr>
             <w:rStyle w:val="Hipervnculo"/>
@@ -1550,7 +1548,7 @@
             <w:noProof/>
             <w:webHidden/>
           </w:rPr>
-          <w:instrText xml:space="preserve"> PAGEREF _Toc201070636 \h </w:instrText>
+          <w:instrText xml:space="preserve"> PAGEREF _Toc202879852 \h </w:instrText>
         </w:r>
         <w:r>
           <w:rPr>
@@ -1596,7 +1594,7 @@
           <w:lang w:eastAsia="es-CO"/>
         </w:rPr>
       </w:pPr>
-      <w:hyperlink w:anchor="_Toc201070637" w:history="1">
+      <w:hyperlink w:anchor="_Toc202879853" w:history="1">
         <w:r>
           <w:rPr>
             <w:rStyle w:val="Hipervnculo"/>
@@ -1640,7 +1638,7 @@
             <w:noProof/>
             <w:webHidden/>
           </w:rPr>
-          <w:instrText xml:space="preserve"> PAGEREF _Toc201070637 \h </w:instrText>
+          <w:instrText xml:space="preserve"> PAGEREF _Toc202879853 \h </w:instrText>
         </w:r>
         <w:r>
           <w:rPr>
@@ -1678,7 +1676,6 @@
           <w:tab w:val="left" w:pos="1760"/>
           <w:tab w:val="right" w:leader="dot" w:pos="9962"/>
         </w:tabs>
-        <w:ind w:left="1416" w:hanging="427"/>
         <w:rPr>
           <w:rFonts w:asciiTheme="minorHAnsi" w:eastAsiaTheme="minorEastAsia" w:hAnsiTheme="minorHAnsi" w:cstheme="minorBidi"/>
           <w:noProof/>
@@ -1687,7 +1684,7 @@
           <w:lang w:eastAsia="es-CO"/>
         </w:rPr>
       </w:pPr>
-      <w:hyperlink w:anchor="_Toc201070638" w:history="1">
+      <w:hyperlink w:anchor="_Toc202879854" w:history="1">
         <w:r>
           <w:rPr>
             <w:rStyle w:val="Hipervnculo"/>
@@ -1731,7 +1728,7 @@
             <w:noProof/>
             <w:webHidden/>
           </w:rPr>
-          <w:instrText xml:space="preserve"> PAGEREF _Toc201070638 \h </w:instrText>
+          <w:instrText xml:space="preserve"> PAGEREF _Toc202879854 \h </w:instrText>
         </w:r>
         <w:r>
           <w:rPr>
@@ -1777,7 +1774,7 @@
           <w:lang w:eastAsia="es-CO"/>
         </w:rPr>
       </w:pPr>
-      <w:hyperlink w:anchor="_Toc201070639" w:history="1">
+      <w:hyperlink w:anchor="_Toc202879855" w:history="1">
         <w:r>
           <w:rPr>
             <w:rStyle w:val="Hipervnculo"/>
@@ -1830,7 +1827,7 @@
             <w:noProof/>
             <w:webHidden/>
           </w:rPr>
-          <w:instrText xml:space="preserve"> PAGEREF _Toc201070639 \h </w:instrText>
+          <w:instrText xml:space="preserve"> PAGEREF _Toc202879855 \h </w:instrText>
         </w:r>
         <w:r>
           <w:rPr>
@@ -1876,7 +1873,7 @@
           <w:lang w:eastAsia="es-CO"/>
         </w:rPr>
       </w:pPr>
-      <w:hyperlink w:anchor="_Toc201070640" w:history="1">
+      <w:hyperlink w:anchor="_Toc202879856" w:history="1">
         <w:r>
           <w:rPr>
             <w:rStyle w:val="Hipervnculo"/>
@@ -1920,7 +1917,7 @@
             <w:noProof/>
             <w:webHidden/>
           </w:rPr>
-          <w:instrText xml:space="preserve"> PAGEREF _Toc201070640 \h </w:instrText>
+          <w:instrText xml:space="preserve"> PAGEREF _Toc202879856 \h </w:instrText>
         </w:r>
         <w:r>
           <w:rPr>
@@ -1966,7 +1963,7 @@
           <w:lang w:eastAsia="es-CO"/>
         </w:rPr>
       </w:pPr>
-      <w:hyperlink w:anchor="_Toc201070642" w:history="1">
+      <w:hyperlink w:anchor="_Toc202879858" w:history="1">
         <w:r>
           <w:rPr>
             <w:rStyle w:val="Hipervnculo"/>
@@ -2010,7 +2007,7 @@
             <w:noProof/>
             <w:webHidden/>
           </w:rPr>
-          <w:instrText xml:space="preserve"> PAGEREF _Toc201070642 \h </w:instrText>
+          <w:instrText xml:space="preserve"> PAGEREF _Toc202879858 \h </w:instrText>
         </w:r>
         <w:r>
           <w:rPr>
@@ -2056,7 +2053,7 @@
           <w:lang w:eastAsia="es-CO"/>
         </w:rPr>
       </w:pPr>
-      <w:hyperlink w:anchor="_Toc201070643" w:history="1">
+      <w:hyperlink w:anchor="_Toc202879859" w:history="1">
         <w:r>
           <w:rPr>
             <w:rStyle w:val="Hipervnculo"/>
@@ -2100,7 +2097,7 @@
             <w:noProof/>
             <w:webHidden/>
           </w:rPr>
-          <w:instrText xml:space="preserve"> PAGEREF _Toc201070643 \h </w:instrText>
+          <w:instrText xml:space="preserve"> PAGEREF _Toc202879859 \h </w:instrText>
         </w:r>
         <w:r>
           <w:rPr>
@@ -2145,7 +2142,7 @@
           <w:lang w:eastAsia="es-CO"/>
         </w:rPr>
       </w:pPr>
-      <w:hyperlink w:anchor="_Toc201070648" w:history="1">
+      <w:hyperlink w:anchor="_Toc202879864" w:history="1">
         <w:r>
           <w:rPr>
             <w:rStyle w:val="Hipervnculo"/>
@@ -2172,7 +2169,7 @@
             <w:noProof/>
             <w:webHidden/>
           </w:rPr>
-          <w:instrText xml:space="preserve"> PAGEREF _Toc201070648 \h </w:instrText>
+          <w:instrText xml:space="preserve"> PAGEREF _Toc202879864 \h </w:instrText>
         </w:r>
         <w:r>
           <w:rPr>
@@ -2217,7 +2214,7 @@
           <w:lang w:eastAsia="es-CO"/>
         </w:rPr>
       </w:pPr>
-      <w:hyperlink w:anchor="_Toc201070649" w:history="1">
+      <w:hyperlink w:anchor="_Toc202879865" w:history="1">
         <w:r>
           <w:rPr>
             <w:rStyle w:val="Hipervnculo"/>
@@ -2244,7 +2241,7 @@
             <w:noProof/>
             <w:webHidden/>
           </w:rPr>
-          <w:instrText xml:space="preserve"> PAGEREF _Toc201070649 \h </w:instrText>
+          <w:instrText xml:space="preserve"> PAGEREF _Toc202879865 \h </w:instrText>
         </w:r>
         <w:r>
           <w:rPr>
@@ -2289,7 +2286,7 @@
           <w:lang w:eastAsia="es-CO"/>
         </w:rPr>
       </w:pPr>
-      <w:hyperlink w:anchor="_Toc201070650" w:history="1">
+      <w:hyperlink w:anchor="_Toc202879866" w:history="1">
         <w:r>
           <w:rPr>
             <w:rStyle w:val="Hipervnculo"/>
@@ -2316,7 +2313,7 @@
             <w:noProof/>
             <w:webHidden/>
           </w:rPr>
-          <w:instrText xml:space="preserve"> PAGEREF _Toc201070650 \h </w:instrText>
+          <w:instrText xml:space="preserve"> PAGEREF _Toc202879866 \h </w:instrText>
         </w:r>
         <w:r>
           <w:rPr>
@@ -2361,7 +2358,7 @@
           <w:lang w:eastAsia="es-CO"/>
         </w:rPr>
       </w:pPr>
-      <w:hyperlink w:anchor="_Toc201070651" w:history="1">
+      <w:hyperlink w:anchor="_Toc202879867" w:history="1">
         <w:r>
           <w:rPr>
             <w:rStyle w:val="Hipervnculo"/>
@@ -2389,7 +2386,7 @@
             <w:noProof/>
             <w:webHidden/>
           </w:rPr>
-          <w:instrText xml:space="preserve"> PAGEREF _Toc201070651 \h </w:instrText>
+          <w:instrText xml:space="preserve"> PAGEREF _Toc202879867 \h </w:instrText>
         </w:r>
         <w:r>
           <w:rPr>
@@ -2434,7 +2431,7 @@
           <w:lang w:eastAsia="es-CO"/>
         </w:rPr>
       </w:pPr>
-      <w:hyperlink w:anchor="_Toc201070652" w:history="1">
+      <w:hyperlink w:anchor="_Toc202879868" w:history="1">
         <w:r>
           <w:rPr>
             <w:rStyle w:val="Hipervnculo"/>
@@ -2461,7 +2458,7 @@
             <w:noProof/>
             <w:webHidden/>
           </w:rPr>
-          <w:instrText xml:space="preserve"> PAGEREF _Toc201070652 \h </w:instrText>
+          <w:instrText xml:space="preserve"> PAGEREF _Toc202879868 \h </w:instrText>
         </w:r>
         <w:r>
           <w:rPr>
@@ -2503,13 +2500,13 @@
         <w:lastRenderedPageBreak/>
         <w:fldChar w:fldCharType="end"/>
       </w:r>
-      <w:bookmarkStart w:id="1" w:name="_Toc176443691"/>
-      <w:bookmarkStart w:id="2" w:name="_Toc201070623"/>
+      <w:bookmarkStart w:id="0" w:name="_Toc176443691"/>
+      <w:bookmarkStart w:id="1" w:name="_Toc202879839"/>
       <w:r>
         <w:t>Introducción</w:t>
       </w:r>
+      <w:bookmarkEnd w:id="0"/>
       <w:bookmarkEnd w:id="1"/>
-      <w:bookmarkEnd w:id="2"/>
     </w:p>
     <w:p>
       <w:pPr>
@@ -2645,7 +2642,7 @@
         </w:drawing>
       </w:r>
     </w:p>
-    <w:bookmarkStart w:id="3" w:name="_Hlk161159634"/>
+    <w:bookmarkStart w:id="2" w:name="_Hlk161159634"/>
     <w:p>
       <w:pPr>
         <w:jc w:val="center"/>
@@ -2768,7 +2765,7 @@
           </w:p>
         </w:tc>
       </w:tr>
-      <w:bookmarkEnd w:id="3"/>
+      <w:bookmarkEnd w:id="2"/>
     </w:tbl>
     <w:p>
       <w:pPr>
@@ -2819,12 +2816,12 @@
       <w:pPr>
         <w:pStyle w:val="Ttulo1"/>
       </w:pPr>
-      <w:bookmarkStart w:id="4" w:name="_Toc201070624"/>
+      <w:bookmarkStart w:id="3" w:name="_Toc202879840"/>
       <w:r>
         <w:lastRenderedPageBreak/>
         <w:t>Técnicas de limpieza de datos</w:t>
       </w:r>
-      <w:bookmarkEnd w:id="4"/>
+      <w:bookmarkEnd w:id="3"/>
     </w:p>
     <w:p>
       <w:pPr>
@@ -2856,7 +2853,28 @@
           <w:rStyle w:val="Extranjerismo"/>
           <w:lang w:eastAsia="es-CO"/>
         </w:rPr>
-        <w:t>Big Data</w:t>
+        <w:t>b</w:t>
+      </w:r>
+      <w:r>
+        <w:rPr>
+          <w:rStyle w:val="Extranjerismo"/>
+          <w:lang w:eastAsia="es-CO"/>
+        </w:rPr>
+        <w:t xml:space="preserve">ig </w:t>
+      </w:r>
+      <w:r>
+        <w:rPr>
+          <w:rStyle w:val="Extranjerismo"/>
+          <w:lang w:eastAsia="es-CO"/>
+        </w:rPr>
+        <w:t>d</w:t>
+      </w:r>
+      <w:r>
+        <w:rPr>
+          <w:rStyle w:val="Extranjerismo"/>
+          <w:lang w:eastAsia="es-CO"/>
+        </w:rPr>
+        <w:t>ata</w:t>
       </w:r>
       <w:r>
         <w:rPr>
@@ -2909,7 +2927,28 @@
           <w:rStyle w:val="Extranjerismo"/>
           <w:lang w:eastAsia="es-CO"/>
         </w:rPr>
-        <w:t>Data Cleaning</w:t>
+        <w:t>d</w:t>
+      </w:r>
+      <w:r>
+        <w:rPr>
+          <w:rStyle w:val="Extranjerismo"/>
+          <w:lang w:eastAsia="es-CO"/>
+        </w:rPr>
+        <w:t xml:space="preserve">ata </w:t>
+      </w:r>
+      <w:r>
+        <w:rPr>
+          <w:rStyle w:val="Extranjerismo"/>
+          <w:lang w:eastAsia="es-CO"/>
+        </w:rPr>
+        <w:t>c</w:t>
+      </w:r>
+      <w:r>
+        <w:rPr>
+          <w:rStyle w:val="Extranjerismo"/>
+          <w:lang w:eastAsia="es-CO"/>
+        </w:rPr>
+        <w:t>leaning</w:t>
       </w:r>
       <w:r>
         <w:rPr>
@@ -2943,11 +2982,11 @@
       <w:pPr>
         <w:pStyle w:val="Ttulo2"/>
       </w:pPr>
-      <w:bookmarkStart w:id="5" w:name="_Toc201070625"/>
+      <w:bookmarkStart w:id="4" w:name="_Toc202879841"/>
       <w:r>
         <w:t>Definición y dimensiones de la calidad de los datos</w:t>
       </w:r>
-      <w:bookmarkEnd w:id="5"/>
+      <w:bookmarkEnd w:id="4"/>
     </w:p>
     <w:p>
       <w:pPr>
@@ -2973,19 +3012,6 @@
           <w:lang w:eastAsia="es-CO"/>
         </w:rPr>
         <w:t>Las principales dimensiones para evaluar la calidad de los datos incluyen:</w:t>
-      </w:r>
-    </w:p>
-    <w:p>
-      <w:pPr>
-        <w:rPr>
-          <w:lang w:eastAsia="es-CO"/>
-        </w:rPr>
-      </w:pPr>
-      <w:r>
-        <w:rPr>
-          <w:lang w:eastAsia="es-CO"/>
-        </w:rPr>
-        <w:t>Coherencia: verifica que no existan contradicciones en los datos, ya sea dentro del mismo conjunto o entre diferentes fuentes. Asegura que los datos mantengan relaciones lógicas entre sí.</w:t>
       </w:r>
     </w:p>
     <w:p>
@@ -3004,13 +3030,13 @@
           <w:b/>
           <w:lang w:eastAsia="es-CO"/>
         </w:rPr>
-        <w:t>Precisión</w:t>
-      </w:r>
-      <w:r>
-        <w:rPr>
-          <w:lang w:eastAsia="es-CO"/>
-        </w:rPr>
-        <w:t>: se refiere a qué tan cercanos están los valores registrados a los valores reales. Evalúa si los datos representan correctamente la realidad que intentan describir.</w:t>
+        <w:t>Coherencia</w:t>
+      </w:r>
+      <w:r>
+        <w:rPr>
+          <w:lang w:eastAsia="es-CO"/>
+        </w:rPr>
+        <w:t>: verifica que no existan contradicciones en los datos, ya sea dentro del mismo conjunto o entre diferentes fuentes. Asegura que los datos mantengan relaciones lógicas entre sí.</w:t>
       </w:r>
     </w:p>
     <w:p>
@@ -3029,13 +3055,13 @@
           <w:b/>
           <w:lang w:eastAsia="es-CO"/>
         </w:rPr>
-        <w:t>Integridad</w:t>
-      </w:r>
-      <w:r>
-        <w:rPr>
-          <w:lang w:eastAsia="es-CO"/>
-        </w:rPr>
-        <w:t>: indica si todos los datos requeridos están presentes. Evalúa la existencia de valores completos, sin omisiones ni registros faltantes.</w:t>
+        <w:t>Precisión</w:t>
+      </w:r>
+      <w:r>
+        <w:rPr>
+          <w:lang w:eastAsia="es-CO"/>
+        </w:rPr>
+        <w:t>: se refiere a qué tan cercanos están los valores registrados a los valores reales. Evalúa si los datos representan correctamente la realidad que intentan describir.</w:t>
       </w:r>
     </w:p>
     <w:p>
@@ -3054,13 +3080,13 @@
           <w:b/>
           <w:lang w:eastAsia="es-CO"/>
         </w:rPr>
-        <w:t>Validez</w:t>
-      </w:r>
-      <w:r>
-        <w:rPr>
-          <w:lang w:eastAsia="es-CO"/>
-        </w:rPr>
-        <w:t>: determina si los datos cumplen con los formatos, tipos y reglas de negocio esperadas. Por ejemplo, que una fecha tenga el formato correcto o que una edad no sea negativa.</w:t>
+        <w:t>Integridad</w:t>
+      </w:r>
+      <w:r>
+        <w:rPr>
+          <w:lang w:eastAsia="es-CO"/>
+        </w:rPr>
+        <w:t>: indica si todos los datos requeridos están presentes. Evalúa la existencia de valores completos, sin omisiones ni registros faltantes.</w:t>
       </w:r>
     </w:p>
     <w:p>
@@ -3079,14 +3105,13 @@
           <w:b/>
           <w:lang w:eastAsia="es-CO"/>
         </w:rPr>
-        <w:lastRenderedPageBreak/>
-        <w:t>Puntualidad</w:t>
-      </w:r>
-      <w:r>
-        <w:rPr>
-          <w:lang w:eastAsia="es-CO"/>
-        </w:rPr>
-        <w:t>: mide si los datos están disponibles cuando se necesitan. Evalúa si se actualizan con la frecuencia requerida para seguir siendo útiles.</w:t>
+        <w:t>Validez</w:t>
+      </w:r>
+      <w:r>
+        <w:rPr>
+          <w:lang w:eastAsia="es-CO"/>
+        </w:rPr>
+        <w:t>: determina si los datos cumplen con los formatos, tipos y reglas de negocio esperadas. Por ejemplo, que una fecha tenga el formato correcto o que una edad no sea negativa.</w:t>
       </w:r>
     </w:p>
     <w:p>
@@ -3105,6 +3130,32 @@
           <w:b/>
           <w:lang w:eastAsia="es-CO"/>
         </w:rPr>
+        <w:lastRenderedPageBreak/>
+        <w:t>Puntualidad</w:t>
+      </w:r>
+      <w:r>
+        <w:rPr>
+          <w:lang w:eastAsia="es-CO"/>
+        </w:rPr>
+        <w:t>: mide si los datos están disponibles cuando se necesitan. Evalúa si se actualizan con la frecuencia requerida para seguir siendo útiles.</w:t>
+      </w:r>
+    </w:p>
+    <w:p>
+      <w:pPr>
+        <w:pStyle w:val="Prrafodelista"/>
+        <w:numPr>
+          <w:ilvl w:val="0"/>
+          <w:numId w:val="7"/>
+        </w:numPr>
+        <w:rPr>
+          <w:lang w:eastAsia="es-CO"/>
+        </w:rPr>
+      </w:pPr>
+      <w:r>
+        <w:rPr>
+          <w:b/>
+          <w:lang w:eastAsia="es-CO"/>
+        </w:rPr>
         <w:t>Unicidad</w:t>
       </w:r>
       <w:r>
@@ -3137,16 +3188,32 @@
         <w:rPr>
           <w:lang w:eastAsia="es-CO"/>
         </w:rPr>
-        <w:t xml:space="preserve">Una metodología esencial es el Data </w:t>
-      </w:r>
-      <w:proofErr w:type="spellStart"/>
-      <w:r>
-        <w:rPr>
-          <w:lang w:eastAsia="es-CO"/>
-        </w:rPr>
-        <w:t>Assay</w:t>
-      </w:r>
-      <w:proofErr w:type="spellEnd"/>
+        <w:t xml:space="preserve">Una metodología esencial es el </w:t>
+      </w:r>
+      <w:r>
+        <w:rPr>
+          <w:rStyle w:val="Extranjerismo"/>
+        </w:rPr>
+        <w:t>d</w:t>
+      </w:r>
+      <w:r>
+        <w:rPr>
+          <w:rStyle w:val="Extranjerismo"/>
+        </w:rPr>
+        <w:t xml:space="preserve">ata </w:t>
+      </w:r>
+      <w:r>
+        <w:rPr>
+          <w:rStyle w:val="Extranjerismo"/>
+        </w:rPr>
+        <w:t>a</w:t>
+      </w:r>
+      <w:r>
+        <w:rPr>
+          <w:rStyle w:val="Extranjerismo"/>
+        </w:rPr>
+        <w:t>ssay</w:t>
+      </w:r>
       <w:r>
         <w:rPr>
           <w:lang w:eastAsia="es-CO"/>
@@ -3232,16 +3299,32 @@
         <w:rPr>
           <w:lang w:eastAsia="es-CO"/>
         </w:rPr>
-        <w:t xml:space="preserve">El Data </w:t>
-      </w:r>
-      <w:proofErr w:type="spellStart"/>
-      <w:r>
-        <w:rPr>
-          <w:lang w:eastAsia="es-CO"/>
-        </w:rPr>
-        <w:t>Assay</w:t>
-      </w:r>
-      <w:proofErr w:type="spellEnd"/>
+        <w:t xml:space="preserve">El </w:t>
+      </w:r>
+      <w:r>
+        <w:rPr>
+          <w:rStyle w:val="Extranjerismo"/>
+        </w:rPr>
+        <w:t>d</w:t>
+      </w:r>
+      <w:r>
+        <w:rPr>
+          <w:rStyle w:val="Extranjerismo"/>
+        </w:rPr>
+        <w:t xml:space="preserve">ata </w:t>
+      </w:r>
+      <w:r>
+        <w:rPr>
+          <w:rStyle w:val="Extranjerismo"/>
+        </w:rPr>
+        <w:t>a</w:t>
+      </w:r>
+      <w:r>
+        <w:rPr>
+          <w:rStyle w:val="Extranjerismo"/>
+        </w:rPr>
+        <w:t>ssay</w:t>
+      </w:r>
       <w:r>
         <w:rPr>
           <w:lang w:eastAsia="es-CO"/>
@@ -3266,7 +3349,28 @@
           <w:rStyle w:val="Extranjerismo"/>
           <w:lang w:eastAsia="es-CO"/>
         </w:rPr>
-        <w:t>Data Cleaning</w:t>
+        <w:t>d</w:t>
+      </w:r>
+      <w:r>
+        <w:rPr>
+          <w:rStyle w:val="Extranjerismo"/>
+          <w:lang w:eastAsia="es-CO"/>
+        </w:rPr>
+        <w:t xml:space="preserve">ata </w:t>
+      </w:r>
+      <w:r>
+        <w:rPr>
+          <w:rStyle w:val="Extranjerismo"/>
+          <w:lang w:eastAsia="es-CO"/>
+        </w:rPr>
+        <w:t>c</w:t>
+      </w:r>
+      <w:r>
+        <w:rPr>
+          <w:rStyle w:val="Extranjerismo"/>
+          <w:lang w:eastAsia="es-CO"/>
+        </w:rPr>
+        <w:t>leaning</w:t>
       </w:r>
       <w:r>
         <w:rPr>
@@ -3391,16 +3495,32 @@
         <w:rPr>
           <w:lang w:eastAsia="es-CO"/>
         </w:rPr>
-        <w:t xml:space="preserve">En resumen, la implementación de metodologías como el Data </w:t>
-      </w:r>
-      <w:proofErr w:type="spellStart"/>
-      <w:r>
-        <w:rPr>
-          <w:lang w:eastAsia="es-CO"/>
-        </w:rPr>
-        <w:t>Assay</w:t>
-      </w:r>
-      <w:proofErr w:type="spellEnd"/>
+        <w:t xml:space="preserve">En resumen, la implementación de metodologías como el </w:t>
+      </w:r>
+      <w:r>
+        <w:rPr>
+          <w:rStyle w:val="Extranjerismo"/>
+        </w:rPr>
+        <w:t>d</w:t>
+      </w:r>
+      <w:r>
+        <w:rPr>
+          <w:rStyle w:val="Extranjerismo"/>
+        </w:rPr>
+        <w:t xml:space="preserve">ata </w:t>
+      </w:r>
+      <w:r>
+        <w:rPr>
+          <w:rStyle w:val="Extranjerismo"/>
+        </w:rPr>
+        <w:t>a</w:t>
+      </w:r>
+      <w:r>
+        <w:rPr>
+          <w:rStyle w:val="Extranjerismo"/>
+        </w:rPr>
+        <w:t>ssay</w:t>
+      </w:r>
       <w:r>
         <w:rPr>
           <w:lang w:eastAsia="es-CO"/>
@@ -3412,7 +3532,28 @@
           <w:rStyle w:val="Extranjerismo"/>
           <w:lang w:eastAsia="es-CO"/>
         </w:rPr>
-        <w:t>Data Cleaning</w:t>
+        <w:t>d</w:t>
+      </w:r>
+      <w:r>
+        <w:rPr>
+          <w:rStyle w:val="Extranjerismo"/>
+          <w:lang w:eastAsia="es-CO"/>
+        </w:rPr>
+        <w:t xml:space="preserve">ata </w:t>
+      </w:r>
+      <w:r>
+        <w:rPr>
+          <w:rStyle w:val="Extranjerismo"/>
+          <w:lang w:eastAsia="es-CO"/>
+        </w:rPr>
+        <w:t>c</w:t>
+      </w:r>
+      <w:r>
+        <w:rPr>
+          <w:rStyle w:val="Extranjerismo"/>
+          <w:lang w:eastAsia="es-CO"/>
+        </w:rPr>
+        <w:t>leaning</w:t>
       </w:r>
       <w:r>
         <w:rPr>
@@ -3425,11 +3566,11 @@
       <w:pPr>
         <w:pStyle w:val="Ttulo2"/>
       </w:pPr>
-      <w:bookmarkStart w:id="6" w:name="_Toc201070626"/>
+      <w:bookmarkStart w:id="5" w:name="_Toc202879842"/>
       <w:r>
         <w:t>Tipos comunes de errores</w:t>
       </w:r>
-      <w:bookmarkEnd w:id="6"/>
+      <w:bookmarkEnd w:id="5"/>
     </w:p>
     <w:p>
       <w:pPr>
@@ -3570,11 +3711,11 @@
       <w:pPr>
         <w:pStyle w:val="Ttulo2"/>
       </w:pPr>
-      <w:bookmarkStart w:id="7" w:name="_Toc201070627"/>
+      <w:bookmarkStart w:id="6" w:name="_Toc202879843"/>
       <w:r>
         <w:t>Técnicas de limpieza mediante imputación, eliminación y corrección</w:t>
       </w:r>
-      <w:bookmarkEnd w:id="7"/>
+      <w:bookmarkEnd w:id="6"/>
     </w:p>
     <w:p>
       <w:pPr>
@@ -3740,7 +3881,10 @@
               </w:rPr>
             </w:pPr>
             <w:r>
-              <w:t>Problemas de fuente única (Single-</w:t>
+              <w:t>Problemas de fuente única (</w:t>
+            </w:r>
+            <w:r>
+              <w:t>Single-</w:t>
             </w:r>
             <w:proofErr w:type="spellStart"/>
             <w:r>
@@ -3893,9 +4037,16 @@
             </w:pPr>
             <w:r>
               <w:rPr>
+                <w:b/>
                 <w:lang w:eastAsia="es-CO"/>
               </w:rPr>
-              <w:t>Errores ortográficos: por ejemplo, escribir “</w:t>
+              <w:t>Errores ortográficos</w:t>
+            </w:r>
+            <w:r>
+              <w:rPr>
+                <w:lang w:eastAsia="es-CO"/>
+              </w:rPr>
+              <w:t>: por ejemplo, escribir “</w:t>
             </w:r>
             <w:proofErr w:type="spellStart"/>
             <w:r>
@@ -3977,11 +4128,21 @@
               <w:t>Problemas de múltiples fuentes (</w:t>
             </w:r>
             <w:r>
-              <w:rPr>
-                <w:rStyle w:val="Extranjerismo"/>
-              </w:rPr>
-              <w:t>Multi-Source Problems</w:t>
+              <w:t>Multi-</w:t>
             </w:r>
+            <w:proofErr w:type="spellStart"/>
+            <w:r>
+              <w:t>Source</w:t>
+            </w:r>
+            <w:proofErr w:type="spellEnd"/>
+            <w:r>
+              <w:t xml:space="preserve"> </w:t>
+            </w:r>
+            <w:proofErr w:type="spellStart"/>
+            <w:r>
+              <w:t>Problems</w:t>
+            </w:r>
+            <w:proofErr w:type="spellEnd"/>
             <w:r>
               <w:t>)</w:t>
             </w:r>
@@ -4187,19 +4348,18 @@
                 <w:lang w:eastAsia="es-CO"/>
               </w:rPr>
             </w:pPr>
-          </w:p>
-          <w:p>
-            <w:pPr>
-              <w:ind w:firstLine="0"/>
+            <w:r>
               <w:rPr>
+                <w:b/>
                 <w:lang w:eastAsia="es-CO"/>
               </w:rPr>
-            </w:pPr>
+              <w:t>Otros</w:t>
+            </w:r>
             <w:r>
               <w:rPr>
                 <w:lang w:eastAsia="es-CO"/>
               </w:rPr>
-              <w:t>Otros: datos faltantes en alguna fuente, formatos incompatibles, distintas unidades de medida.</w:t>
+              <w:t>: datos faltantes en alguna fuente, formatos incompatibles, distintas unidades de medida.</w:t>
             </w:r>
           </w:p>
         </w:tc>
@@ -4215,6 +4375,7 @@
         <w:rPr>
           <w:lang w:eastAsia="es-CO"/>
         </w:rPr>
+        <w:lastRenderedPageBreak/>
         <w:t>Una vez identificados los errores, es posible aplicar las siguientes técnicas:</w:t>
       </w:r>
     </w:p>
@@ -4240,27 +4401,24 @@
         <w:rPr>
           <w:lang w:eastAsia="es-CO"/>
         </w:rPr>
-        <w:t>: consiste en reemplazar los datos ausentes con estimaciones como el promedio, la mediana, la moda o valores predichos mediante algoritmos como KNN (K-</w:t>
+        <w:t>: consiste en reemplazar los datos ausentes con estimaciones como el promedio, la mediana, la moda o valores predichos mediante algoritmos como KNN (</w:t>
+      </w:r>
+      <w:r>
+        <w:rPr>
+          <w:rStyle w:val="Extranjerismo"/>
+        </w:rPr>
+        <w:t>K-</w:t>
       </w:r>
       <w:proofErr w:type="spellStart"/>
       <w:r>
-        <w:rPr>
-          <w:lang w:eastAsia="es-CO"/>
-        </w:rPr>
         <w:t>Nearest</w:t>
       </w:r>
       <w:proofErr w:type="spellEnd"/>
       <w:r>
-        <w:rPr>
-          <w:lang w:eastAsia="es-CO"/>
-        </w:rPr>
         <w:t xml:space="preserve"> </w:t>
       </w:r>
       <w:proofErr w:type="spellStart"/>
       <w:r>
-        <w:rPr>
-          <w:lang w:eastAsia="es-CO"/>
-        </w:rPr>
         <w:t>Neighbors</w:t>
       </w:r>
       <w:proofErr w:type="spellEnd"/>
@@ -4358,6 +4516,7 @@
           <w:b/>
           <w:lang w:eastAsia="es-CO"/>
         </w:rPr>
+        <w:lastRenderedPageBreak/>
         <w:t>Tratamiento de valores atípicos (</w:t>
       </w:r>
       <w:r>
@@ -4386,11 +4545,11 @@
       <w:pPr>
         <w:pStyle w:val="Ttulo1"/>
       </w:pPr>
-      <w:bookmarkStart w:id="8" w:name="_Toc201070628"/>
+      <w:bookmarkStart w:id="7" w:name="_Toc202879844"/>
       <w:r>
         <w:t>Técnicas de transformación de datos</w:t>
       </w:r>
-      <w:bookmarkEnd w:id="8"/>
+      <w:bookmarkEnd w:id="7"/>
     </w:p>
     <w:p>
       <w:pPr>
@@ -4646,8 +4805,10 @@
           <w:lang w:eastAsia="es-CO"/>
         </w:rPr>
       </w:pPr>
-      <w:bookmarkStart w:id="9" w:name="_Toc201070273"/>
-      <w:bookmarkStart w:id="10" w:name="_Toc201070629"/>
+      <w:bookmarkStart w:id="8" w:name="_Toc201070273"/>
+      <w:bookmarkStart w:id="9" w:name="_Toc201070629"/>
+      <w:bookmarkStart w:id="10" w:name="_Toc202879845"/>
+      <w:bookmarkEnd w:id="8"/>
       <w:bookmarkEnd w:id="9"/>
       <w:bookmarkEnd w:id="10"/>
     </w:p>
@@ -4655,7 +4816,7 @@
       <w:pPr>
         <w:pStyle w:val="Ttulo2"/>
       </w:pPr>
-      <w:bookmarkStart w:id="11" w:name="_Toc201070630"/>
+      <w:bookmarkStart w:id="11" w:name="_Toc202879846"/>
       <w:r>
         <w:t>Codificación y normalización de datos</w:t>
       </w:r>
@@ -4696,69 +4857,56 @@
       <w:r>
         <w:rPr>
           <w:rStyle w:val="Extranjerismo"/>
-          <w:lang w:eastAsia="es-CO"/>
-        </w:rPr>
-        <w:t>one</w:t>
-      </w:r>
-      <w:r>
-        <w:rPr>
-          <w:lang w:eastAsia="es-CO"/>
-        </w:rPr>
-        <w:t>-</w:t>
+        </w:rPr>
+        <w:t>one-hot encoding</w:t>
+      </w:r>
+      <w:r>
+        <w:rPr>
+          <w:lang w:eastAsia="es-CO"/>
+        </w:rPr>
+        <w:t xml:space="preserve">, que genera una columna binaria por cada categoría posible, permitiendo representar la información sin introducir un orden artificial entre categorías. A modo de ejemplo, en la figura 1 se presenta cómo se transforma una variable categórica mediante la técnica de </w:t>
       </w:r>
       <w:r>
         <w:rPr>
           <w:rStyle w:val="Extranjerismo"/>
           <w:lang w:eastAsia="es-CO"/>
         </w:rPr>
-        <w:t>hot encoding</w:t>
-      </w:r>
-      <w:r>
-        <w:rPr>
-          <w:lang w:eastAsia="es-CO"/>
-        </w:rPr>
-        <w:t xml:space="preserve">, que genera una columna binaria por cada categoría posible, permitiendo representar la información sin introducir un orden artificial entre categorías. A modo de ejemplo, en la figura 1 se presenta cómo se transforma una variable categórica mediante la técnica de </w:t>
-      </w:r>
-      <w:r>
+        <w:t>one-hot encoding</w:t>
+      </w:r>
+      <w:r>
+        <w:rPr>
+          <w:lang w:eastAsia="es-CO"/>
+        </w:rPr>
+        <w:t>.</w:t>
+      </w:r>
+    </w:p>
+    <w:p>
+      <w:pPr>
+        <w:pStyle w:val="Figura"/>
         <w:rPr>
           <w:rStyle w:val="Extranjerismo"/>
-          <w:lang w:eastAsia="es-CO"/>
+        </w:rPr>
+      </w:pPr>
+      <w:r>
+        <w:t xml:space="preserve">Representación de una variable categórica aplicando </w:t>
+      </w:r>
+      <w:r>
+        <w:rPr>
+          <w:rStyle w:val="Extranjerismo"/>
         </w:rPr>
         <w:t>one-hot encoding</w:t>
       </w:r>
-      <w:r>
-        <w:rPr>
-          <w:lang w:eastAsia="es-CO"/>
-        </w:rPr>
-        <w:t>.</w:t>
-      </w:r>
-    </w:p>
-    <w:p>
-      <w:pPr>
-        <w:pStyle w:val="Figura"/>
+    </w:p>
+    <w:p>
+      <w:pPr>
+        <w:rPr>
+          <w:lang w:val="en-US" w:eastAsia="es-CO"/>
+        </w:rPr>
+      </w:pPr>
+      <w:r>
         <w:rPr>
           <w:rStyle w:val="Extranjerismo"/>
-        </w:rPr>
-      </w:pPr>
-      <w:r>
-        <w:t xml:space="preserve">Representación de una variable categórica aplicando </w:t>
-      </w:r>
-      <w:r>
-        <w:rPr>
-          <w:rStyle w:val="Extranjerismo"/>
-        </w:rPr>
-        <w:t>one-hot encoding</w:t>
-      </w:r>
-    </w:p>
-    <w:p>
-      <w:pPr>
-        <w:rPr>
-          <w:lang w:val="en-US" w:eastAsia="es-CO"/>
-        </w:rPr>
-      </w:pPr>
-      <w:r>
-        <w:rPr>
-          <w:rStyle w:val="Extranjerismo"/>
+          <w:noProof/>
         </w:rPr>
         <w:drawing>
           <wp:inline distT="0" distB="0" distL="0" distR="0" wp14:anchorId="0EA101BD" wp14:editId="0DED9F5E">
@@ -4831,7 +4979,7 @@
       <w:pPr>
         <w:pStyle w:val="Ttulo2"/>
       </w:pPr>
-      <w:bookmarkStart w:id="12" w:name="_Toc201070631"/>
+      <w:bookmarkStart w:id="12" w:name="_Toc202879847"/>
       <w:r>
         <w:t>Gestión de inconsistencias y duplicados</w:t>
       </w:r>
@@ -5108,7 +5256,7 @@
       <w:pPr>
         <w:pStyle w:val="Ttulo2"/>
       </w:pPr>
-      <w:bookmarkStart w:id="13" w:name="_Toc201070632"/>
+      <w:bookmarkStart w:id="13" w:name="_Toc202879848"/>
       <w:r>
         <w:t>Detección de inconsistencias y duplicados</w:t>
       </w:r>
@@ -5316,16 +5464,32 @@
         <w:rPr>
           <w:lang w:eastAsia="es-CO"/>
         </w:rPr>
-        <w:t xml:space="preserve">: consiste en corregir errores e inconsistencias antes de cargar los datos en un Data </w:t>
-      </w:r>
-      <w:proofErr w:type="spellStart"/>
-      <w:r>
-        <w:rPr>
-          <w:lang w:eastAsia="es-CO"/>
-        </w:rPr>
-        <w:t>Warehouse</w:t>
-      </w:r>
-      <w:proofErr w:type="spellEnd"/>
+        <w:t xml:space="preserve">: consiste en corregir errores e inconsistencias antes de cargar los datos en un </w:t>
+      </w:r>
+      <w:r>
+        <w:rPr>
+          <w:rStyle w:val="Extranjerismo"/>
+        </w:rPr>
+        <w:t>d</w:t>
+      </w:r>
+      <w:r>
+        <w:rPr>
+          <w:rStyle w:val="Extranjerismo"/>
+        </w:rPr>
+        <w:t xml:space="preserve">ata </w:t>
+      </w:r>
+      <w:r>
+        <w:rPr>
+          <w:rStyle w:val="Extranjerismo"/>
+        </w:rPr>
+        <w:t>w</w:t>
+      </w:r>
+      <w:r>
+        <w:rPr>
+          <w:rStyle w:val="Extranjerismo"/>
+        </w:rPr>
+        <w:t>arehouse</w:t>
+      </w:r>
       <w:r>
         <w:rPr>
           <w:lang w:eastAsia="es-CO"/>
@@ -5476,7 +5640,7 @@
       <w:pPr>
         <w:pStyle w:val="Ttulo2"/>
       </w:pPr>
-      <w:bookmarkStart w:id="14" w:name="_Toc201070633"/>
+      <w:bookmarkStart w:id="14" w:name="_Toc202879849"/>
       <w:r>
         <w:t>Transformación de datos para modelos de inteligencia artificial</w:t>
       </w:r>
@@ -5921,6 +6085,7 @@
       <w:bookmarkStart w:id="21" w:name="_Toc197610598"/>
       <w:bookmarkStart w:id="22" w:name="_Toc201070278"/>
       <w:bookmarkStart w:id="23" w:name="_Toc201070634"/>
+      <w:bookmarkStart w:id="24" w:name="_Toc202879850"/>
       <w:bookmarkEnd w:id="15"/>
       <w:bookmarkEnd w:id="16"/>
       <w:bookmarkEnd w:id="17"/>
@@ -5930,16 +6095,17 @@
       <w:bookmarkEnd w:id="21"/>
       <w:bookmarkEnd w:id="22"/>
       <w:bookmarkEnd w:id="23"/>
+      <w:bookmarkEnd w:id="24"/>
     </w:p>
     <w:p>
       <w:pPr>
         <w:pStyle w:val="Ttulo1"/>
       </w:pPr>
-      <w:bookmarkStart w:id="24" w:name="_Toc201070635"/>
+      <w:bookmarkStart w:id="25" w:name="_Toc202879851"/>
       <w:r>
         <w:t>Integración y almacenamiento de datos</w:t>
       </w:r>
-      <w:bookmarkEnd w:id="24"/>
+      <w:bookmarkEnd w:id="25"/>
     </w:p>
     <w:p>
       <w:pPr>
@@ -6020,119 +6186,197 @@
         <w:rPr>
           <w:lang w:eastAsia="es-CO"/>
         </w:rPr>
-        <w:t xml:space="preserve">) son estrategias ampliamente utilizadas en los procesos de integración. En el enfoque ETL, los datos son extraídos de sus fuentes, transformados para adecuarlos a los requisitos de destino “lo que puede incluir tareas de limpieza, normalización, enriquecimiento y catalogación” y, posteriormente, cargados en un repositorio, como un Data </w:t>
+        <w:t xml:space="preserve">) son estrategias ampliamente utilizadas en los procesos de integración. En el enfoque ETL, los datos son extraídos de sus fuentes, transformados para adecuarlos a los requisitos de destino “lo que puede incluir tareas de limpieza, normalización, enriquecimiento y catalogación” y, posteriormente, cargados en un repositorio, como un </w:t>
+      </w:r>
+      <w:r>
+        <w:rPr>
+          <w:rStyle w:val="Extranjerismo"/>
+        </w:rPr>
+        <w:t>d</w:t>
+      </w:r>
+      <w:r>
+        <w:rPr>
+          <w:rStyle w:val="Extranjerismo"/>
+        </w:rPr>
+        <w:t xml:space="preserve">ata </w:t>
+      </w:r>
+      <w:r>
+        <w:rPr>
+          <w:rStyle w:val="Extranjerismo"/>
+        </w:rPr>
+        <w:t>w</w:t>
+      </w:r>
+      <w:r>
+        <w:rPr>
+          <w:rStyle w:val="Extranjerismo"/>
+        </w:rPr>
+        <w:t>arehouse</w:t>
+      </w:r>
+      <w:r>
+        <w:rPr>
+          <w:lang w:eastAsia="es-CO"/>
+        </w:rPr>
+        <w:t xml:space="preserve"> o un </w:t>
+      </w:r>
+      <w:r>
+        <w:rPr>
+          <w:rStyle w:val="Extranjerismo"/>
+        </w:rPr>
+        <w:t>d</w:t>
+      </w:r>
+      <w:r>
+        <w:rPr>
+          <w:rStyle w:val="Extranjerismo"/>
+        </w:rPr>
+        <w:t xml:space="preserve">ata </w:t>
+      </w:r>
+      <w:r>
+        <w:rPr>
+          <w:rStyle w:val="Extranjerismo"/>
+        </w:rPr>
+        <w:t>l</w:t>
+      </w:r>
+      <w:r>
+        <w:rPr>
+          <w:rStyle w:val="Extranjerismo"/>
+        </w:rPr>
+        <w:t>ake</w:t>
+      </w:r>
+      <w:r>
+        <w:rPr>
+          <w:lang w:eastAsia="es-CO"/>
+        </w:rPr>
+        <w:t>. En cambio, el enfoque ELT invierte parte del proceso: los datos son primero extraídos y cargados en el destino para luego ser transformados, aprovechando las capacidades de procesamiento de los sistemas modernos (</w:t>
       </w:r>
       <w:proofErr w:type="spellStart"/>
       <w:r>
         <w:rPr>
           <w:lang w:eastAsia="es-CO"/>
         </w:rPr>
-        <w:t>Warehouse</w:t>
+        <w:t>Elgendy</w:t>
       </w:r>
       <w:proofErr w:type="spellEnd"/>
       <w:r>
         <w:rPr>
           <w:lang w:eastAsia="es-CO"/>
         </w:rPr>
-        <w:t xml:space="preserve"> o un Data Lake. En cambio, el enfoque ELT invierte parte del proceso: los datos son primero extraídos y cargados en el destino para luego ser transformados, aprovechando las capacidades de procesamiento de los sistemas modernos (</w:t>
+        <w:t>, 2014).</w:t>
+      </w:r>
+    </w:p>
+    <w:p>
+      <w:pPr>
+        <w:rPr>
+          <w:lang w:eastAsia="es-CO"/>
+        </w:rPr>
+      </w:pPr>
+      <w:r>
+        <w:rPr>
+          <w:lang w:eastAsia="es-CO"/>
+        </w:rPr>
+        <w:t>La integración de datos también puede incorporar técnicas como la reconciliación de entidades (</w:t>
+      </w:r>
+      <w:r>
+        <w:rPr>
+          <w:rStyle w:val="Extranjerismo"/>
+          <w:lang w:eastAsia="es-CO"/>
+        </w:rPr>
+        <w:t>entity resolution</w:t>
+      </w:r>
+      <w:r>
+        <w:rPr>
+          <w:lang w:eastAsia="es-CO"/>
+        </w:rPr>
+        <w:t xml:space="preserve">), el mapeo semántico y el uso de middlewares o plataformas de integración, como los Enterprise </w:t>
       </w:r>
       <w:proofErr w:type="spellStart"/>
       <w:r>
         <w:rPr>
           <w:lang w:eastAsia="es-CO"/>
         </w:rPr>
-        <w:t>Elgendy</w:t>
+        <w:t>Service</w:t>
       </w:r>
       <w:proofErr w:type="spellEnd"/>
       <w:r>
         <w:rPr>
           <w:lang w:eastAsia="es-CO"/>
         </w:rPr>
-        <w:t>, 2014).</w:t>
-      </w:r>
-    </w:p>
-    <w:p>
-      <w:pPr>
-        <w:rPr>
-          <w:lang w:eastAsia="es-CO"/>
-        </w:rPr>
-      </w:pPr>
-      <w:r>
-        <w:rPr>
-          <w:lang w:eastAsia="es-CO"/>
-        </w:rPr>
-        <w:t>La integración de datos también puede incorporar técnicas como la reconciliación de entidades (</w:t>
+        <w:t xml:space="preserve"> Bus (ESB) o los sistemas basados en API. Estos enfoques permiten gestionar no solo bases de datos estructuradas, sino también fuentes de datos semiestructuradas o no estructuradas.</w:t>
+      </w:r>
+    </w:p>
+    <w:p>
+      <w:pPr>
+        <w:rPr>
+          <w:lang w:eastAsia="es-CO"/>
+        </w:rPr>
+      </w:pPr>
+    </w:p>
+    <w:p>
+      <w:pPr>
+        <w:rPr>
+          <w:lang w:eastAsia="es-CO"/>
+        </w:rPr>
+      </w:pPr>
+      <w:r>
+        <w:rPr>
+          <w:lang w:eastAsia="es-CO"/>
+        </w:rPr>
+        <w:lastRenderedPageBreak/>
+        <w:t>El almacenamiento de los datos integrados depende de las necesidades específicas del proyecto y puede organizarse en estructuras tradicionales como bases de datos relacionales, en almacenes optimizados para el análisis (</w:t>
       </w:r>
       <w:r>
         <w:rPr>
           <w:rStyle w:val="Extranjerismo"/>
-          <w:lang w:eastAsia="es-CO"/>
-        </w:rPr>
-        <w:t>entity resolution</w:t>
-      </w:r>
-      <w:r>
-        <w:rPr>
-          <w:lang w:eastAsia="es-CO"/>
-        </w:rPr>
-        <w:t xml:space="preserve">), el mapeo semántico y el uso de middlewares o plataformas de integración, como los Enterprise </w:t>
-      </w:r>
-      <w:proofErr w:type="spellStart"/>
-      <w:r>
-        <w:rPr>
-          <w:lang w:eastAsia="es-CO"/>
-        </w:rPr>
-        <w:t>Service</w:t>
-      </w:r>
-      <w:proofErr w:type="spellEnd"/>
-      <w:r>
-        <w:rPr>
-          <w:lang w:eastAsia="es-CO"/>
-        </w:rPr>
-        <w:t xml:space="preserve"> Bus (ESB) o los sistemas basados en API. Estos enfoques permiten gestionar no solo bases de datos estructuradas, sino también fuentes de datos semiestructuradas o no estructuradas.</w:t>
-      </w:r>
-    </w:p>
-    <w:p>
-      <w:pPr>
-        <w:rPr>
-          <w:lang w:eastAsia="es-CO"/>
-        </w:rPr>
-      </w:pPr>
-    </w:p>
-    <w:p>
-      <w:pPr>
-        <w:rPr>
-          <w:lang w:eastAsia="es-CO"/>
-        </w:rPr>
-      </w:pPr>
-      <w:r>
-        <w:rPr>
-          <w:lang w:eastAsia="es-CO"/>
-        </w:rPr>
-        <w:lastRenderedPageBreak/>
-        <w:t xml:space="preserve">El almacenamiento de los datos integrados depende de las necesidades específicas del proyecto y puede organizarse en estructuras tradicionales como bases de datos relacionales, en almacenes optimizados para el análisis (Data </w:t>
-      </w:r>
-      <w:proofErr w:type="spellStart"/>
-      <w:r>
-        <w:rPr>
-          <w:lang w:eastAsia="es-CO"/>
-        </w:rPr>
-        <w:t>Warehouses</w:t>
-      </w:r>
-      <w:proofErr w:type="spellEnd"/>
-      <w:r>
-        <w:rPr>
-          <w:lang w:eastAsia="es-CO"/>
-        </w:rPr>
-        <w:t xml:space="preserve">) o en repositorios flexibles diseñados para manejar grandes volúmenes y variedad de datos (Data </w:t>
-      </w:r>
-      <w:proofErr w:type="spellStart"/>
-      <w:r>
-        <w:rPr>
-          <w:lang w:eastAsia="es-CO"/>
-        </w:rPr>
-        <w:t>Lakes</w:t>
-      </w:r>
-      <w:proofErr w:type="spellEnd"/>
+        </w:rPr>
+        <w:t>d</w:t>
+      </w:r>
+      <w:r>
+        <w:rPr>
+          <w:rStyle w:val="Extranjerismo"/>
+        </w:rPr>
+        <w:t xml:space="preserve">ata </w:t>
+      </w:r>
+      <w:r>
+        <w:rPr>
+          <w:rStyle w:val="Extranjerismo"/>
+        </w:rPr>
+        <w:t>w</w:t>
+      </w:r>
+      <w:r>
+        <w:rPr>
+          <w:rStyle w:val="Extranjerismo"/>
+        </w:rPr>
+        <w:t>arehouses</w:t>
+      </w:r>
+      <w:r>
+        <w:rPr>
+          <w:lang w:eastAsia="es-CO"/>
+        </w:rPr>
+        <w:t>) o en repositorios flexibles diseñados para manejar grandes volúmenes y variedad de datos (</w:t>
+      </w:r>
+      <w:r>
+        <w:rPr>
+          <w:rStyle w:val="Extranjerismo"/>
+        </w:rPr>
+        <w:t>d</w:t>
+      </w:r>
+      <w:r>
+        <w:rPr>
+          <w:rStyle w:val="Extranjerismo"/>
+        </w:rPr>
+        <w:t xml:space="preserve">ata </w:t>
+      </w:r>
+      <w:r>
+        <w:rPr>
+          <w:rStyle w:val="Extranjerismo"/>
+        </w:rPr>
+        <w:t>l</w:t>
+      </w:r>
+      <w:r>
+        <w:rPr>
+          <w:rStyle w:val="Extranjerismo"/>
+        </w:rPr>
+        <w:t>akes</w:t>
+      </w:r>
       <w:r>
         <w:rPr>
           <w:lang w:eastAsia="es-CO"/>
@@ -6157,32 +6401,48 @@
       <w:pPr>
         <w:pStyle w:val="Ttulo2"/>
       </w:pPr>
-      <w:bookmarkStart w:id="25" w:name="_Toc201070636"/>
+      <w:bookmarkStart w:id="26" w:name="_Toc202879852"/>
       <w:r>
         <w:t>Proceso ETL</w:t>
       </w:r>
-      <w:bookmarkEnd w:id="25"/>
-    </w:p>
-    <w:p>
-      <w:pPr>
-        <w:rPr>
-          <w:lang w:eastAsia="es-CO"/>
-        </w:rPr>
-      </w:pPr>
-      <w:r>
-        <w:rPr>
-          <w:lang w:eastAsia="es-CO"/>
-        </w:rPr>
-        <w:t xml:space="preserve">El proceso ETL (extracción, transformación y carga) constituye un componente esencial en el tratamiento de grandes volúmenes de datos y en la construcción de Data </w:t>
-      </w:r>
-      <w:proofErr w:type="spellStart"/>
-      <w:r>
-        <w:rPr>
-          <w:lang w:eastAsia="es-CO"/>
-        </w:rPr>
-        <w:t>Warehouses</w:t>
-      </w:r>
-      <w:proofErr w:type="spellEnd"/>
+      <w:bookmarkEnd w:id="26"/>
+    </w:p>
+    <w:p>
+      <w:pPr>
+        <w:rPr>
+          <w:lang w:eastAsia="es-CO"/>
+        </w:rPr>
+      </w:pPr>
+      <w:r>
+        <w:rPr>
+          <w:lang w:eastAsia="es-CO"/>
+        </w:rPr>
+        <w:t xml:space="preserve">El proceso ETL (extracción, transformación y carga) constituye un componente esencial en el tratamiento de grandes volúmenes de datos y en la construcción de </w:t>
+      </w:r>
+      <w:r>
+        <w:rPr>
+          <w:rStyle w:val="Extranjerismo"/>
+        </w:rPr>
+        <w:t>d</w:t>
+      </w:r>
+      <w:r>
+        <w:rPr>
+          <w:rStyle w:val="Extranjerismo"/>
+        </w:rPr>
+        <w:t xml:space="preserve">ata </w:t>
+      </w:r>
+      <w:r>
+        <w:rPr>
+          <w:rStyle w:val="Extranjerismo"/>
+        </w:rPr>
+        <w:t>w</w:t>
+      </w:r>
+      <w:r>
+        <w:rPr>
+          <w:rStyle w:val="Extranjerismo"/>
+        </w:rPr>
+        <w:t>arehouses</w:t>
+      </w:r>
       <w:r>
         <w:rPr>
           <w:lang w:eastAsia="es-CO"/>
@@ -6300,16 +6560,46 @@
         <w:rPr>
           <w:lang w:eastAsia="es-CO"/>
         </w:rPr>
-        <w:t xml:space="preserve">: una vez extraídos los datos, estos se someten a una serie de rutinas de transformación que los adaptan, corrigen y estructuran para que sean compatibles con el esquema del Data </w:t>
-      </w:r>
-      <w:proofErr w:type="spellStart"/>
-      <w:r>
-        <w:rPr>
-          <w:lang w:eastAsia="es-CO"/>
-        </w:rPr>
-        <w:t>Warehouse</w:t>
-      </w:r>
-      <w:proofErr w:type="spellEnd"/>
+        <w:t xml:space="preserve">: una vez extraídos los datos, estos se someten a una serie de rutinas de transformación que los adaptan, corrigen y estructuran para que sean compatibles con el esquema </w:t>
+      </w:r>
+      <w:proofErr w:type="gramStart"/>
+      <w:r>
+        <w:rPr>
+          <w:lang w:eastAsia="es-CO"/>
+        </w:rPr>
+        <w:t xml:space="preserve">del </w:t>
+      </w:r>
+      <w:r>
+        <w:rPr>
+          <w:rStyle w:val="Extranjerismo"/>
+        </w:rPr>
+        <w:t>d</w:t>
+      </w:r>
+      <w:r>
+        <w:rPr>
+          <w:rStyle w:val="Extranjerismo"/>
+        </w:rPr>
+        <w:t>ata</w:t>
+      </w:r>
+      <w:proofErr w:type="gramEnd"/>
+      <w:r>
+        <w:rPr>
+          <w:rStyle w:val="Extranjerismo"/>
+        </w:rPr>
+        <w:t xml:space="preserve"> </w:t>
+      </w:r>
+      <w:r>
+        <w:rPr>
+          <w:rStyle w:val="Extranjerismo"/>
+        </w:rPr>
+        <w:t>w</w:t>
+      </w:r>
+      <w:r>
+        <w:rPr>
+          <w:rStyle w:val="Extranjerismo"/>
+        </w:rPr>
+        <w:t>arehouse</w:t>
+      </w:r>
       <w:r>
         <w:rPr>
           <w:lang w:eastAsia="es-CO"/>
@@ -6339,216 +6629,186 @@
         <w:rPr>
           <w:lang w:eastAsia="es-CO"/>
         </w:rPr>
-        <w:t xml:space="preserve">: representa la etapa final del proceso ETL y tiene como objetivo incorporar los datos transformados en el repositorio de destino, generalmente un Data </w:t>
+        <w:t>: representa la etapa final del proceso ETL y tiene como objetivo incorporar los datos transformados en el repositorio de destino, generalmente un</w:t>
+      </w:r>
+      <w:r>
+        <w:rPr>
+          <w:rStyle w:val="Extranjerismo"/>
+        </w:rPr>
+        <w:t>s</w:t>
+      </w:r>
+      <w:r>
+        <w:rPr>
+          <w:lang w:eastAsia="es-CO"/>
+        </w:rPr>
+        <w:t xml:space="preserve">. Uno de los principales retos durante esta fase es identificar correctamente los datos nuevos y los actualizados, para evitar duplicaciones o pérdidas de información. Los registros se clasifican entre filas nuevas, que deben insertarse, y filas existentes, que requieren actualización. Muchas herramientas ETL modernas facilitan esta tarea mediante predicados de lenguaje o reglas de integración específicas. Durante la carga, también se gestionan aspectos técnicos como los segmentos de </w:t>
+      </w:r>
+      <w:r>
+        <w:rPr>
+          <w:rStyle w:val="Extranjerismo"/>
+          <w:lang w:eastAsia="es-CO"/>
+        </w:rPr>
+        <w:t>rollback</w:t>
+      </w:r>
+      <w:r>
+        <w:rPr>
+          <w:lang w:eastAsia="es-CO"/>
+        </w:rPr>
+        <w:t xml:space="preserve"> y los archivos de registro, para mantener la </w:t>
+      </w:r>
+      <w:r>
+        <w:rPr>
+          <w:lang w:eastAsia="es-CO"/>
+        </w:rPr>
+        <w:lastRenderedPageBreak/>
+        <w:t xml:space="preserve">integridad de los datos ante posibles fallos o interrupciones. Habitualmente, antes de su carga definitiva en el </w:t>
+      </w:r>
+      <w:r>
+        <w:rPr>
+          <w:rStyle w:val="Extranjerismo"/>
+        </w:rPr>
+        <w:t>d</w:t>
+      </w:r>
+      <w:r>
+        <w:rPr>
+          <w:rStyle w:val="Extranjerismo"/>
+        </w:rPr>
+        <w:t xml:space="preserve">ata </w:t>
+      </w:r>
+      <w:r>
+        <w:rPr>
+          <w:rStyle w:val="Extranjerismo"/>
+        </w:rPr>
+        <w:t>w</w:t>
+      </w:r>
+      <w:r>
+        <w:rPr>
+          <w:rStyle w:val="Extranjerismo"/>
+        </w:rPr>
+        <w:t>arehouse</w:t>
+      </w:r>
+      <w:r>
+        <w:rPr>
+          <w:lang w:eastAsia="es-CO"/>
+        </w:rPr>
+        <w:t xml:space="preserve">, los datos pasan por un área de </w:t>
+      </w:r>
+      <w:r>
+        <w:rPr>
+          <w:rStyle w:val="Extranjerismo"/>
+          <w:lang w:eastAsia="es-CO"/>
+        </w:rPr>
+        <w:t>staging</w:t>
+      </w:r>
+      <w:r>
+        <w:rPr>
+          <w:lang w:eastAsia="es-CO"/>
+        </w:rPr>
+        <w:t>, donde se realizan validaciones finales y preparaciones específicas.</w:t>
+      </w:r>
+    </w:p>
+    <w:p>
+      <w:pPr>
+        <w:pStyle w:val="Ttulo2"/>
+      </w:pPr>
+      <w:bookmarkStart w:id="27" w:name="_Toc202879853"/>
+      <w:r>
+        <w:t>Preparación de datos para modelos de aprendizaje automático</w:t>
+      </w:r>
+      <w:bookmarkEnd w:id="27"/>
+    </w:p>
+    <w:p>
+      <w:pPr>
+        <w:rPr>
+          <w:lang w:eastAsia="es-CO"/>
+        </w:rPr>
+      </w:pPr>
+      <w:r>
+        <w:rPr>
+          <w:lang w:eastAsia="es-CO"/>
+        </w:rPr>
+        <w:t>El aprendizaje automático se define como un subcampo de la informática que se centra en el diseño y desarrollo de algoritmos capaces de aprender patrones a partir de datos, sin necesidad de ser programados de manera explícita (</w:t>
       </w:r>
       <w:proofErr w:type="spellStart"/>
       <w:r>
         <w:rPr>
           <w:lang w:eastAsia="es-CO"/>
         </w:rPr>
-        <w:t>Warehouse</w:t>
+        <w:t>Maltby</w:t>
       </w:r>
       <w:proofErr w:type="spellEnd"/>
       <w:r>
         <w:rPr>
           <w:lang w:eastAsia="es-CO"/>
         </w:rPr>
-        <w:t xml:space="preserve">. Uno de los principales retos durante esta fase es identificar correctamente los datos nuevos y los actualizados, para evitar duplicaciones o pérdidas de información. Los registros se clasifican entre filas nuevas, que deben insertarse, y filas existentes, que requieren actualización. Muchas herramientas ETL modernas facilitan esta tarea mediante predicados de lenguaje o reglas de integración específicas. Durante la carga, también se gestionan aspectos técnicos como los segmentos de </w:t>
+        <w:t>, 2011). Para que los modelos de aprendizaje automático sean efectivos, precisos y logren generalizar adecuadamente a datos no vistos, resulta esencial realizar una preparación cuidadosa de los datos.</w:t>
+      </w:r>
+    </w:p>
+    <w:p>
+      <w:pPr>
+        <w:rPr>
+          <w:lang w:eastAsia="es-CO"/>
+        </w:rPr>
+      </w:pPr>
+      <w:r>
+        <w:rPr>
+          <w:lang w:eastAsia="es-CO"/>
+        </w:rPr>
+        <w:t xml:space="preserve">El objetivo principal de la preparación de datos es facilitar el trabajo de los algoritmos de modelado, eliminando inconsistencias, reduciendo el ruido y destacando la información relevante. Este proceso implica la aplicación de diversas metodologías y técnicas, como </w:t>
       </w:r>
       <w:r>
         <w:rPr>
           <w:rStyle w:val="Extranjerismo"/>
-          <w:lang w:eastAsia="es-CO"/>
-        </w:rPr>
-        <w:t>rollback</w:t>
-      </w:r>
-      <w:r>
-        <w:rPr>
-          <w:lang w:eastAsia="es-CO"/>
-        </w:rPr>
-        <w:t xml:space="preserve"> y los archivos de registro, para mantener la </w:t>
-      </w:r>
-      <w:r>
-        <w:rPr>
-          <w:lang w:eastAsia="es-CO"/>
-        </w:rPr>
-        <w:lastRenderedPageBreak/>
-        <w:t xml:space="preserve">integridad de los datos ante posibles fallos o interrupciones. Habitualmente, antes de su carga definitiva en el Data </w:t>
-      </w:r>
-      <w:proofErr w:type="spellStart"/>
-      <w:r>
-        <w:rPr>
-          <w:lang w:eastAsia="es-CO"/>
-        </w:rPr>
-        <w:t>Warehouse</w:t>
-      </w:r>
-      <w:proofErr w:type="spellEnd"/>
-      <w:r>
-        <w:rPr>
-          <w:lang w:eastAsia="es-CO"/>
-        </w:rPr>
-        <w:t xml:space="preserve">, los datos pasan por un área de </w:t>
+        </w:rPr>
+        <w:t>d</w:t>
       </w:r>
       <w:r>
         <w:rPr>
           <w:rStyle w:val="Extranjerismo"/>
-          <w:lang w:eastAsia="es-CO"/>
-        </w:rPr>
-        <w:t>staging</w:t>
-      </w:r>
-      <w:r>
-        <w:rPr>
-          <w:lang w:eastAsia="es-CO"/>
-        </w:rPr>
-        <w:t>, donde se realizan validaciones finales y preparaciones específicas.</w:t>
-      </w:r>
-    </w:p>
-    <w:p>
-      <w:pPr>
-        <w:pStyle w:val="Ttulo2"/>
-      </w:pPr>
-      <w:bookmarkStart w:id="26" w:name="_Toc201070637"/>
-      <w:r>
-        <w:t>Preparación de datos para modelos de aprendizaje automático</w:t>
-      </w:r>
-      <w:bookmarkEnd w:id="26"/>
-    </w:p>
-    <w:p>
-      <w:pPr>
-        <w:rPr>
-          <w:lang w:eastAsia="es-CO"/>
-        </w:rPr>
-      </w:pPr>
-      <w:r>
-        <w:rPr>
-          <w:lang w:eastAsia="es-CO"/>
-        </w:rPr>
-        <w:t>El aprendizaje automático se define como un subcampo de la informática que se centra en el diseño y desarrollo de algoritmos capaces de aprender patrones a partir de datos, sin necesidad de ser programados de manera explícita (</w:t>
-      </w:r>
-      <w:proofErr w:type="spellStart"/>
-      <w:r>
-        <w:rPr>
-          <w:lang w:eastAsia="es-CO"/>
-        </w:rPr>
-        <w:t>Maltby</w:t>
-      </w:r>
-      <w:proofErr w:type="spellEnd"/>
-      <w:r>
-        <w:rPr>
-          <w:lang w:eastAsia="es-CO"/>
-        </w:rPr>
-        <w:t>, 2011). Para que los modelos de aprendizaje automático sean efectivos, precisos y logren generalizar adecuadamente a datos no vistos, resulta esencial realizar una preparación cuidadosa de los datos.</w:t>
-      </w:r>
-    </w:p>
-    <w:p>
-      <w:pPr>
-        <w:rPr>
-          <w:lang w:eastAsia="es-CO"/>
-        </w:rPr>
-      </w:pPr>
-      <w:r>
-        <w:rPr>
-          <w:lang w:eastAsia="es-CO"/>
-        </w:rPr>
-        <w:t xml:space="preserve">El objetivo principal de la preparación de datos es facilitar el trabajo de los algoritmos de modelado, eliminando inconsistencias, reduciendo el ruido y destacando la información relevante. Este proceso implica la aplicación de diversas metodologías y técnicas, como Data </w:t>
-      </w:r>
-      <w:proofErr w:type="spellStart"/>
-      <w:r>
-        <w:rPr>
-          <w:lang w:eastAsia="es-CO"/>
-        </w:rPr>
-        <w:t>Assay</w:t>
-      </w:r>
-      <w:proofErr w:type="spellEnd"/>
+        </w:rPr>
+        <w:t xml:space="preserve">ata </w:t>
+      </w:r>
+      <w:r>
+        <w:rPr>
+          <w:rStyle w:val="Extranjerismo"/>
+        </w:rPr>
+        <w:t>a</w:t>
+      </w:r>
+      <w:r>
+        <w:rPr>
+          <w:rStyle w:val="Extranjerismo"/>
+        </w:rPr>
+        <w:t>ssay</w:t>
+      </w:r>
       <w:r>
         <w:rPr>
           <w:lang w:eastAsia="es-CO"/>
         </w:rPr>
         <w:t>, PIE (</w:t>
       </w:r>
-      <w:proofErr w:type="spellStart"/>
-      <w:r>
-        <w:rPr>
-          <w:lang w:eastAsia="es-CO"/>
-        </w:rPr>
-        <w:t>Prepared</w:t>
-      </w:r>
-      <w:proofErr w:type="spellEnd"/>
-      <w:r>
-        <w:rPr>
-          <w:lang w:eastAsia="es-CO"/>
-        </w:rPr>
-        <w:t xml:space="preserve"> </w:t>
-      </w:r>
-      <w:proofErr w:type="spellStart"/>
-      <w:r>
-        <w:rPr>
-          <w:lang w:eastAsia="es-CO"/>
-        </w:rPr>
-        <w:t>Information</w:t>
-      </w:r>
-      <w:proofErr w:type="spellEnd"/>
-      <w:r>
-        <w:rPr>
-          <w:lang w:eastAsia="es-CO"/>
-        </w:rPr>
-        <w:t xml:space="preserve"> </w:t>
-      </w:r>
-      <w:proofErr w:type="spellStart"/>
-      <w:r>
-        <w:rPr>
-          <w:lang w:eastAsia="es-CO"/>
-        </w:rPr>
-        <w:t>Environment</w:t>
-      </w:r>
-      <w:proofErr w:type="spellEnd"/>
+      <w:r>
+        <w:rPr>
+          <w:rStyle w:val="Extranjerismo"/>
+        </w:rPr>
+        <w:t>Prepared Information Environment</w:t>
+      </w:r>
       <w:r>
         <w:rPr>
           <w:lang w:eastAsia="es-CO"/>
         </w:rPr>
         <w:t>), PIE-O (</w:t>
       </w:r>
-      <w:proofErr w:type="spellStart"/>
-      <w:r>
-        <w:rPr>
-          <w:lang w:eastAsia="es-CO"/>
-        </w:rPr>
-        <w:t>Prepared</w:t>
-      </w:r>
-      <w:proofErr w:type="spellEnd"/>
-      <w:r>
-        <w:rPr>
-          <w:lang w:eastAsia="es-CO"/>
-        </w:rPr>
-        <w:t xml:space="preserve"> </w:t>
-      </w:r>
-      <w:proofErr w:type="spellStart"/>
-      <w:r>
-        <w:rPr>
-          <w:lang w:eastAsia="es-CO"/>
-        </w:rPr>
-        <w:t>Information</w:t>
-      </w:r>
-      <w:proofErr w:type="spellEnd"/>
-      <w:r>
-        <w:rPr>
-          <w:lang w:eastAsia="es-CO"/>
-        </w:rPr>
-        <w:t xml:space="preserve"> </w:t>
-      </w:r>
-      <w:proofErr w:type="spellStart"/>
-      <w:r>
-        <w:rPr>
-          <w:lang w:eastAsia="es-CO"/>
-        </w:rPr>
-        <w:t>Environment</w:t>
-      </w:r>
-      <w:proofErr w:type="spellEnd"/>
-      <w:r>
-        <w:rPr>
-          <w:lang w:eastAsia="es-CO"/>
-        </w:rPr>
-        <w:t xml:space="preserve"> Output) y métodos de consistencia de datos, ya abordados en este programa de formación complementaria.</w:t>
+      <w:r>
+        <w:rPr>
+          <w:rStyle w:val="Extranjerismo"/>
+        </w:rPr>
+        <w:t>Prepared Information Environment Output</w:t>
+      </w:r>
+      <w:r>
+        <w:rPr>
+          <w:lang w:eastAsia="es-CO"/>
+        </w:rPr>
+        <w:t>) y métodos de consistencia de datos, ya abordados en este programa de formación complementaria.</w:t>
       </w:r>
     </w:p>
     <w:p>
@@ -6739,7 +6999,6 @@
       <w:r>
         <w:rPr>
           <w:rStyle w:val="Extranjerismo"/>
-          <w:lang w:eastAsia="es-CO"/>
         </w:rPr>
         <w:t>oversampling</w:t>
       </w:r>
@@ -6753,7 +7012,6 @@
       <w:r>
         <w:rPr>
           <w:rStyle w:val="Extranjerismo"/>
-          <w:lang w:eastAsia="es-CO"/>
         </w:rPr>
         <w:t>undersampling</w:t>
       </w:r>
@@ -6831,13 +7089,37 @@
           <w:b/>
           <w:lang w:eastAsia="es-CO"/>
         </w:rPr>
-        <w:t>Data Augmentation</w:t>
-      </w:r>
-      <w:r>
-        <w:rPr>
+        <w:t>d</w:t>
+      </w:r>
+      <w:r>
+        <w:rPr>
+          <w:rStyle w:val="Extranjerismo"/>
           <w:b/>
           <w:lang w:eastAsia="es-CO"/>
         </w:rPr>
+        <w:t xml:space="preserve">ata </w:t>
+      </w:r>
+      <w:r>
+        <w:rPr>
+          <w:rStyle w:val="Extranjerismo"/>
+          <w:b/>
+          <w:lang w:eastAsia="es-CO"/>
+        </w:rPr>
+        <w:t>a</w:t>
+      </w:r>
+      <w:r>
+        <w:rPr>
+          <w:rStyle w:val="Extranjerismo"/>
+          <w:b/>
+          <w:lang w:eastAsia="es-CO"/>
+        </w:rPr>
+        <w:t>ugmentation</w:t>
+      </w:r>
+      <w:r>
+        <w:rPr>
+          <w:b/>
+          <w:lang w:eastAsia="es-CO"/>
+        </w:rPr>
         <w:t>)</w:t>
       </w:r>
     </w:p>
@@ -6884,11 +7166,11 @@
       <w:pPr>
         <w:pStyle w:val="Ttulo2"/>
       </w:pPr>
-      <w:bookmarkStart w:id="27" w:name="_Toc201070638"/>
+      <w:bookmarkStart w:id="28" w:name="_Toc202879854"/>
       <w:r>
         <w:t>Diseño de modelos de datos para algoritmos de inteligencia artificial y aprendizaje automático</w:t>
       </w:r>
-      <w:bookmarkEnd w:id="27"/>
+      <w:bookmarkEnd w:id="28"/>
     </w:p>
     <w:p>
       <w:pPr>
@@ -7122,7 +7404,31 @@
           <w:b/>
           <w:lang w:eastAsia="es-CO"/>
         </w:rPr>
-        <w:t>Hyperparameter Tuning</w:t>
+        <w:t>h</w:t>
+      </w:r>
+      <w:r>
+        <w:rPr>
+          <w:rStyle w:val="Extranjerismo"/>
+          <w:b/>
+          <w:lang w:eastAsia="es-CO"/>
+        </w:rPr>
+        <w:t xml:space="preserve">yperparameter </w:t>
+      </w:r>
+      <w:r>
+        <w:rPr>
+          <w:rStyle w:val="Extranjerismo"/>
+          <w:b/>
+          <w:lang w:eastAsia="es-CO"/>
+        </w:rPr>
+        <w:t>t</w:t>
+      </w:r>
+      <w:r>
+        <w:rPr>
+          <w:rStyle w:val="Extranjerismo"/>
+          <w:b/>
+          <w:lang w:eastAsia="es-CO"/>
+        </w:rPr>
+        <w:t>uning</w:t>
       </w:r>
       <w:r>
         <w:rPr>
@@ -7203,7 +7509,7 @@
       <w:pPr>
         <w:pStyle w:val="Ttulo2"/>
       </w:pPr>
-      <w:bookmarkStart w:id="28" w:name="_Toc201070639"/>
+      <w:bookmarkStart w:id="29" w:name="_Toc202879855"/>
       <w:r>
         <w:rPr>
           <w:rStyle w:val="Extranjerismo"/>
@@ -7213,7 +7519,7 @@
       <w:r>
         <w:t xml:space="preserve"> de procesamiento de datos</w:t>
       </w:r>
-      <w:bookmarkEnd w:id="28"/>
+      <w:bookmarkEnd w:id="29"/>
     </w:p>
     <w:p>
       <w:pPr>
@@ -7430,7 +7736,31 @@
           <w:b/>
           <w:lang w:eastAsia="es-CO"/>
         </w:rPr>
-        <w:t>Data Collection</w:t>
+        <w:t>d</w:t>
+      </w:r>
+      <w:r>
+        <w:rPr>
+          <w:rStyle w:val="Extranjerismo"/>
+          <w:b/>
+          <w:lang w:eastAsia="es-CO"/>
+        </w:rPr>
+        <w:t xml:space="preserve">ata </w:t>
+      </w:r>
+      <w:r>
+        <w:rPr>
+          <w:rStyle w:val="Extranjerismo"/>
+          <w:b/>
+          <w:lang w:eastAsia="es-CO"/>
+        </w:rPr>
+        <w:t>c</w:t>
+      </w:r>
+      <w:r>
+        <w:rPr>
+          <w:rStyle w:val="Extranjerismo"/>
+          <w:b/>
+          <w:lang w:eastAsia="es-CO"/>
+        </w:rPr>
+        <w:t>ollection</w:t>
       </w:r>
       <w:r>
         <w:rPr>
@@ -7617,7 +7947,47 @@
           <w:b/>
           <w:lang w:eastAsia="es-CO"/>
         </w:rPr>
-        <w:t>Data Ingestion &amp; Storage</w:t>
+        <w:t>d</w:t>
+      </w:r>
+      <w:r>
+        <w:rPr>
+          <w:rStyle w:val="Extranjerismo"/>
+          <w:b/>
+          <w:lang w:eastAsia="es-CO"/>
+        </w:rPr>
+        <w:t xml:space="preserve">ata </w:t>
+      </w:r>
+      <w:r>
+        <w:rPr>
+          <w:rStyle w:val="Extranjerismo"/>
+          <w:b/>
+          <w:lang w:eastAsia="es-CO"/>
+        </w:rPr>
+        <w:t>i</w:t>
+      </w:r>
+      <w:r>
+        <w:rPr>
+          <w:rStyle w:val="Extranjerismo"/>
+          <w:b/>
+          <w:lang w:eastAsia="es-CO"/>
+        </w:rPr>
+        <w:t xml:space="preserve">ngestion &amp; </w:t>
+      </w:r>
+      <w:r>
+        <w:rPr>
+          <w:rStyle w:val="Extranjerismo"/>
+          <w:b/>
+          <w:lang w:eastAsia="es-CO"/>
+        </w:rPr>
+        <w:t>s</w:t>
+      </w:r>
+      <w:r>
+        <w:rPr>
+          <w:rStyle w:val="Extranjerismo"/>
+          <w:b/>
+          <w:lang w:eastAsia="es-CO"/>
+        </w:rPr>
+        <w:t>torage</w:t>
       </w:r>
       <w:r>
         <w:rPr>
@@ -7725,7 +8095,31 @@
           <w:b/>
           <w:lang w:eastAsia="es-CO"/>
         </w:rPr>
-        <w:t>Data Cleaning</w:t>
+        <w:t>d</w:t>
+      </w:r>
+      <w:r>
+        <w:rPr>
+          <w:rStyle w:val="Extranjerismo"/>
+          <w:b/>
+          <w:lang w:eastAsia="es-CO"/>
+        </w:rPr>
+        <w:t xml:space="preserve">ata </w:t>
+      </w:r>
+      <w:r>
+        <w:rPr>
+          <w:rStyle w:val="Extranjerismo"/>
+          <w:b/>
+          <w:lang w:eastAsia="es-CO"/>
+        </w:rPr>
+        <w:t>c</w:t>
+      </w:r>
+      <w:r>
+        <w:rPr>
+          <w:rStyle w:val="Extranjerismo"/>
+          <w:b/>
+          <w:lang w:eastAsia="es-CO"/>
+        </w:rPr>
+        <w:t>leaning</w:t>
       </w:r>
       <w:r>
         <w:rPr>
@@ -7875,7 +8269,31 @@
           <w:b/>
           <w:lang w:eastAsia="es-CO"/>
         </w:rPr>
-        <w:t>Data Integration</w:t>
+        <w:t>d</w:t>
+      </w:r>
+      <w:r>
+        <w:rPr>
+          <w:rStyle w:val="Extranjerismo"/>
+          <w:b/>
+          <w:lang w:eastAsia="es-CO"/>
+        </w:rPr>
+        <w:t xml:space="preserve">ata </w:t>
+      </w:r>
+      <w:r>
+        <w:rPr>
+          <w:rStyle w:val="Extranjerismo"/>
+          <w:b/>
+          <w:lang w:eastAsia="es-CO"/>
+        </w:rPr>
+        <w:t>i</w:t>
+      </w:r>
+      <w:r>
+        <w:rPr>
+          <w:rStyle w:val="Extranjerismo"/>
+          <w:b/>
+          <w:lang w:eastAsia="es-CO"/>
+        </w:rPr>
+        <w:t>ntegration</w:t>
       </w:r>
       <w:r>
         <w:rPr>
@@ -7953,13 +8371,6 @@
     </w:p>
     <w:p>
       <w:pPr>
-        <w:rPr>
-          <w:lang w:eastAsia="es-CO"/>
-        </w:rPr>
-      </w:pPr>
-    </w:p>
-    <w:p>
-      <w:pPr>
         <w:pStyle w:val="Prrafodelista"/>
         <w:numPr>
           <w:ilvl w:val="0"/>
@@ -7982,7 +8393,47 @@
           <w:b/>
           <w:lang w:eastAsia="es-CO"/>
         </w:rPr>
-        <w:t>Data Transformation &amp; Enrichment</w:t>
+        <w:t>d</w:t>
+      </w:r>
+      <w:r>
+        <w:rPr>
+          <w:rStyle w:val="Extranjerismo"/>
+          <w:b/>
+          <w:lang w:eastAsia="es-CO"/>
+        </w:rPr>
+        <w:t xml:space="preserve">ata </w:t>
+      </w:r>
+      <w:r>
+        <w:rPr>
+          <w:rStyle w:val="Extranjerismo"/>
+          <w:b/>
+          <w:lang w:eastAsia="es-CO"/>
+        </w:rPr>
+        <w:t>t</w:t>
+      </w:r>
+      <w:r>
+        <w:rPr>
+          <w:rStyle w:val="Extranjerismo"/>
+          <w:b/>
+          <w:lang w:eastAsia="es-CO"/>
+        </w:rPr>
+        <w:t xml:space="preserve">ransformation &amp; </w:t>
+      </w:r>
+      <w:r>
+        <w:rPr>
+          <w:rStyle w:val="Extranjerismo"/>
+          <w:b/>
+          <w:lang w:eastAsia="es-CO"/>
+        </w:rPr>
+        <w:t>e</w:t>
+      </w:r>
+      <w:r>
+        <w:rPr>
+          <w:rStyle w:val="Extranjerismo"/>
+          <w:b/>
+          <w:lang w:eastAsia="es-CO"/>
+        </w:rPr>
+        <w:t>nrichment</w:t>
       </w:r>
       <w:r>
         <w:rPr>
@@ -8136,14 +8587,40 @@
         </w:rPr>
         <w:t>Selección de características (</w:t>
       </w:r>
+      <w:bookmarkStart w:id="30" w:name="_GoBack"/>
       <w:r>
         <w:rPr>
           <w:rStyle w:val="Extranjerismo"/>
           <w:b/>
           <w:lang w:eastAsia="es-CO"/>
         </w:rPr>
-        <w:t>Feature Selection</w:t>
-      </w:r>
+        <w:t>f</w:t>
+      </w:r>
+      <w:r>
+        <w:rPr>
+          <w:rStyle w:val="Extranjerismo"/>
+          <w:b/>
+          <w:lang w:eastAsia="es-CO"/>
+        </w:rPr>
+        <w:t xml:space="preserve">eature </w:t>
+      </w:r>
+      <w:r>
+        <w:rPr>
+          <w:rStyle w:val="Extranjerismo"/>
+          <w:b/>
+          <w:lang w:eastAsia="es-CO"/>
+        </w:rPr>
+        <w:t>s</w:t>
+      </w:r>
+      <w:r>
+        <w:rPr>
+          <w:rStyle w:val="Extranjerismo"/>
+          <w:b/>
+          <w:lang w:eastAsia="es-CO"/>
+        </w:rPr>
+        <w:t>election</w:t>
+      </w:r>
+      <w:bookmarkEnd w:id="30"/>
       <w:r>
         <w:rPr>
           <w:b/>
@@ -8255,7 +8732,6 @@
         <w:rPr>
           <w:lang w:eastAsia="es-CO"/>
         </w:rPr>
-        <w:lastRenderedPageBreak/>
         <w:t>Eliminación de variables redundantes o poco informativas.</w:t>
       </w:r>
     </w:p>
@@ -8275,31 +8751,77 @@
           <w:b/>
           <w:lang w:eastAsia="es-CO"/>
         </w:rPr>
-        <w:t xml:space="preserve">División del </w:t>
-      </w:r>
-      <w:proofErr w:type="spellStart"/>
+        <w:lastRenderedPageBreak/>
+        <w:t xml:space="preserve">División </w:t>
+      </w:r>
       <w:r>
         <w:rPr>
           <w:b/>
           <w:lang w:eastAsia="es-CO"/>
         </w:rPr>
-        <w:t>dataset</w:t>
-      </w:r>
-      <w:proofErr w:type="spellEnd"/>
-      <w:r>
-        <w:rPr>
-          <w:b/>
-          <w:lang w:eastAsia="es-CO"/>
-        </w:rPr>
-        <w:t xml:space="preserve"> (</w:t>
+        <w:t xml:space="preserve">del </w:t>
       </w:r>
       <w:r>
         <w:rPr>
           <w:rStyle w:val="Extranjerismo"/>
           <w:b/>
-          <w:lang w:eastAsia="es-CO"/>
-        </w:rPr>
-        <w:t>Train/Test Split</w:t>
+        </w:rPr>
+        <w:t>dataset</w:t>
+      </w:r>
+      <w:r>
+        <w:rPr>
+          <w:b/>
+          <w:lang w:eastAsia="es-CO"/>
+        </w:rPr>
+        <w:t xml:space="preserve"> (</w:t>
+      </w:r>
+      <w:r>
+        <w:rPr>
+          <w:rStyle w:val="Extranjerismo"/>
+          <w:b/>
+          <w:lang w:eastAsia="es-CO"/>
+        </w:rPr>
+        <w:t>t</w:t>
+      </w:r>
+      <w:r>
+        <w:rPr>
+          <w:rStyle w:val="Extranjerismo"/>
+          <w:b/>
+          <w:lang w:eastAsia="es-CO"/>
+        </w:rPr>
+        <w:t>rain/</w:t>
+      </w:r>
+      <w:r>
+        <w:rPr>
+          <w:rStyle w:val="Extranjerismo"/>
+          <w:b/>
+          <w:lang w:eastAsia="es-CO"/>
+        </w:rPr>
+        <w:t>t</w:t>
+      </w:r>
+      <w:r>
+        <w:rPr>
+          <w:rStyle w:val="Extranjerismo"/>
+          <w:b/>
+          <w:lang w:eastAsia="es-CO"/>
+        </w:rPr>
+        <w:t xml:space="preserve">est </w:t>
+      </w:r>
+      <w:r>
+        <w:rPr>
+          <w:rStyle w:val="Extranjerismo"/>
+          <w:b/>
+          <w:lang w:eastAsia="es-CO"/>
+        </w:rPr>
+        <w:t>s</w:t>
+      </w:r>
+      <w:r>
+        <w:rPr>
+          <w:rStyle w:val="Extranjerismo"/>
+          <w:b/>
+          <w:lang w:eastAsia="es-CO"/>
+        </w:rPr>
+        <w:t>plit</w:t>
       </w:r>
       <w:r>
         <w:rPr>
@@ -8580,7 +9102,31 @@
           <w:b/>
           <w:lang w:eastAsia="es-CO"/>
         </w:rPr>
-        <w:t>Model Evaluation</w:t>
+        <w:t>m</w:t>
+      </w:r>
+      <w:r>
+        <w:rPr>
+          <w:rStyle w:val="Extranjerismo"/>
+          <w:b/>
+          <w:lang w:eastAsia="es-CO"/>
+        </w:rPr>
+        <w:t xml:space="preserve">odel </w:t>
+      </w:r>
+      <w:r>
+        <w:rPr>
+          <w:rStyle w:val="Extranjerismo"/>
+          <w:b/>
+          <w:lang w:eastAsia="es-CO"/>
+        </w:rPr>
+        <w:t>e</w:t>
+      </w:r>
+      <w:r>
+        <w:rPr>
+          <w:rStyle w:val="Extranjerismo"/>
+          <w:b/>
+          <w:lang w:eastAsia="es-CO"/>
+        </w:rPr>
+        <w:t>valuation</w:t>
       </w:r>
       <w:r>
         <w:rPr>
@@ -8735,7 +9281,6 @@
         <w:rPr>
           <w:lang w:eastAsia="es-CO"/>
         </w:rPr>
-        <w:lastRenderedPageBreak/>
         <w:t>Matriz de confusión para visualización de errores.</w:t>
       </w:r>
     </w:p>
@@ -8752,9 +9297,17 @@
       </w:pPr>
       <w:r>
         <w:rPr>
-          <w:lang w:eastAsia="es-CO"/>
-        </w:rPr>
-        <w:t>Despliegue y monitoreo: usar el modelo en producción para alertas tempranas de riesgo. A continuación, se presentan las opciones de despliegue:</w:t>
+          <w:b/>
+          <w:lang w:eastAsia="es-CO"/>
+        </w:rPr>
+        <w:lastRenderedPageBreak/>
+        <w:t>Despliegue y monitoreo</w:t>
+      </w:r>
+      <w:r>
+        <w:rPr>
+          <w:lang w:eastAsia="es-CO"/>
+        </w:rPr>
+        <w:t>: usar el modelo en producción para alertas tempranas de riesgo. A continuación, se presentan las opciones de despliegue:</w:t>
       </w:r>
     </w:p>
     <w:p>
@@ -8998,26 +9551,45 @@
     </w:p>
     <w:p>
       <w:pPr>
+        <w:rPr>
+          <w:lang w:eastAsia="es-CO"/>
+        </w:rPr>
+      </w:pPr>
+    </w:p>
+    <w:p>
+      <w:pPr>
         <w:pStyle w:val="Ttulo1"/>
       </w:pPr>
-      <w:bookmarkStart w:id="29" w:name="_Toc201070640"/>
+      <w:bookmarkStart w:id="31" w:name="_Toc202879856"/>
       <w:r>
         <w:lastRenderedPageBreak/>
         <w:t>Automatización de modelos de inteligencia artificial</w:t>
       </w:r>
-      <w:bookmarkEnd w:id="29"/>
-    </w:p>
-    <w:p>
-      <w:pPr>
-        <w:rPr>
-          <w:lang w:eastAsia="es-CO"/>
-        </w:rPr>
-      </w:pPr>
-      <w:r>
-        <w:rPr>
-          <w:lang w:eastAsia="es-CO"/>
-        </w:rPr>
-        <w:t>La automatización de modelos de inteligencia artificial busca reducir la intervención manual en las tareas de preparación, construcción, validación y despliegue de modelos predictivos. A través del uso de pipelines de datos y herramientas especializadas, se consigue acelerar el ciclo de vida de los proyectos de IA, mejorar la reproducibilidad de los resultados y facilitar la actualización continua de los modelos frente a nuevos datos. La automatización no solo optimiza los recursos humanos y computacionales, sino que también permite la detección temprana de desviaciones en el comportamiento del modelo, garantizando su vigencia en entornos dinámicos (Almeida, 2013).</w:t>
+      <w:bookmarkEnd w:id="31"/>
+    </w:p>
+    <w:p>
+      <w:pPr>
+        <w:rPr>
+          <w:lang w:eastAsia="es-CO"/>
+        </w:rPr>
+      </w:pPr>
+      <w:r>
+        <w:rPr>
+          <w:lang w:eastAsia="es-CO"/>
+        </w:rPr>
+        <w:t xml:space="preserve">La automatización de modelos de inteligencia artificial busca reducir la intervención manual en las tareas de preparación, construcción, validación y despliegue de modelos predictivos. A través del uso de </w:t>
+      </w:r>
+      <w:r>
+        <w:rPr>
+          <w:rStyle w:val="Extranjerismo"/>
+        </w:rPr>
+        <w:t>pipelines</w:t>
+      </w:r>
+      <w:r>
+        <w:rPr>
+          <w:lang w:eastAsia="es-CO"/>
+        </w:rPr>
+        <w:t xml:space="preserve"> de datos y herramientas especializadas, se consigue acelerar el ciclo de vida de los proyectos de IA, mejorar la reproducibilidad de los resultados y facilitar la actualización continua de los modelos frente a nuevos datos. La automatización no solo optimiza los recursos humanos y computacionales, sino que también permite la detección temprana de desviaciones en el comportamiento del modelo, garantizando su vigencia en entornos dinámicos (Almeida, 2013).</w:t>
       </w:r>
     </w:p>
     <w:p>
@@ -9043,20 +9615,22 @@
           <w:lang w:eastAsia="es-CO"/>
         </w:rPr>
       </w:pPr>
-      <w:bookmarkStart w:id="30" w:name="_Toc201070285"/>
-      <w:bookmarkStart w:id="31" w:name="_Toc201070641"/>
-      <w:bookmarkEnd w:id="30"/>
-      <w:bookmarkEnd w:id="31"/>
+      <w:bookmarkStart w:id="32" w:name="_Toc201070285"/>
+      <w:bookmarkStart w:id="33" w:name="_Toc201070641"/>
+      <w:bookmarkStart w:id="34" w:name="_Toc202879857"/>
+      <w:bookmarkEnd w:id="32"/>
+      <w:bookmarkEnd w:id="33"/>
+      <w:bookmarkEnd w:id="34"/>
     </w:p>
     <w:p>
       <w:pPr>
         <w:pStyle w:val="Ttulo2"/>
       </w:pPr>
-      <w:bookmarkStart w:id="32" w:name="_Toc201070642"/>
+      <w:bookmarkStart w:id="35" w:name="_Toc202879858"/>
       <w:r>
         <w:t>Automatización de procesos de preparación y modelado de datos</w:t>
       </w:r>
-      <w:bookmarkEnd w:id="32"/>
+      <w:bookmarkEnd w:id="35"/>
     </w:p>
     <w:p>
       <w:pPr>
@@ -9186,14 +9760,13 @@
           <w:lang w:eastAsia="es-CO"/>
         </w:rPr>
         <w:lastRenderedPageBreak/>
-        <w:t xml:space="preserve">El reentrenamiento programado de modelos de machine </w:t>
+        <w:t xml:space="preserve">El reentrenamiento programado de modelos de </w:t>
       </w:r>
       <w:r>
         <w:rPr>
           <w:rStyle w:val="Extranjerismo"/>
-          <w:lang w:eastAsia="es-CO"/>
-        </w:rPr>
-        <w:t>learning</w:t>
+        </w:rPr>
+        <w:t>machine learning</w:t>
       </w:r>
       <w:r>
         <w:rPr>
@@ -9212,7 +9785,19 @@
         <w:rPr>
           <w:lang w:eastAsia="es-CO"/>
         </w:rPr>
-        <w:t xml:space="preserve">Esta automatización se logra mediante la construcción de pipelines que conectan las etapas de forma orquestada, utilizando herramientas de orquestación de flujos de trabajo como Apache </w:t>
+        <w:t xml:space="preserve">Esta automatización se logra mediante la construcción de </w:t>
+      </w:r>
+      <w:r>
+        <w:rPr>
+          <w:rStyle w:val="Extranjerismo"/>
+        </w:rPr>
+        <w:t>pipelines</w:t>
+      </w:r>
+      <w:r>
+        <w:rPr>
+          <w:lang w:eastAsia="es-CO"/>
+        </w:rPr>
+        <w:t xml:space="preserve"> que conectan las etapas de forma orquestada, utilizando herramientas de orquestación de flujos de trabajo como Apache </w:t>
       </w:r>
       <w:proofErr w:type="spellStart"/>
       <w:r>
@@ -9240,18 +9825,27 @@
         <w:rPr>
           <w:lang w:eastAsia="es-CO"/>
         </w:rPr>
-        <w:t xml:space="preserve"> Pipelines o servicios integrados en plataformas en la nube.</w:t>
+        <w:t xml:space="preserve"> </w:t>
+      </w:r>
+      <w:r>
+        <w:t>Pipelines</w:t>
+      </w:r>
+      <w:r>
+        <w:rPr>
+          <w:lang w:eastAsia="es-CO"/>
+        </w:rPr>
+        <w:t xml:space="preserve"> o servicios integrados en plataformas en la nube.</w:t>
       </w:r>
     </w:p>
     <w:p>
       <w:pPr>
         <w:pStyle w:val="Ttulo2"/>
       </w:pPr>
-      <w:bookmarkStart w:id="33" w:name="_Toc201070643"/>
+      <w:bookmarkStart w:id="36" w:name="_Toc202879859"/>
       <w:r>
         <w:t>Automatización mediante herramientas especializadas</w:t>
       </w:r>
-      <w:bookmarkEnd w:id="33"/>
+      <w:bookmarkEnd w:id="36"/>
     </w:p>
     <w:p>
       <w:pPr>
@@ -9395,7 +9989,19 @@
         <w:rPr>
           <w:lang w:eastAsia="es-CO"/>
         </w:rPr>
-        <w:t xml:space="preserve"> Notebooks proporciona un entorno interactivo para el análisis exploratorio de datos (EDA), donde se pueden desarrollar scripts reutilizables para tareas de limpieza, imputación de valores faltantes, eliminación de duplicados, transformación y codificación de variables. Esta etapa inicial, aunque puede incluir </w:t>
+        <w:t xml:space="preserve"> Notebooks proporciona un entorno interactivo para el análisis exploratorio de datos (EDA), donde se pueden desarrollar </w:t>
+      </w:r>
+      <w:r>
+        <w:rPr>
+          <w:rStyle w:val="Extranjerismo"/>
+        </w:rPr>
+        <w:t>scripts</w:t>
+      </w:r>
+      <w:r>
+        <w:rPr>
+          <w:lang w:eastAsia="es-CO"/>
+        </w:rPr>
+        <w:t xml:space="preserve"> reutilizables para tareas de limpieza, imputación de valores faltantes, eliminación de duplicados, transformación y codificación de variables. Esta etapa inicial, aunque puede incluir </w:t>
       </w:r>
       <w:r>
         <w:rPr>
@@ -9466,7 +10072,19 @@
         <w:rPr>
           <w:lang w:eastAsia="es-CO"/>
         </w:rPr>
-        <w:t xml:space="preserve"> permite automatizar el entrenamiento de modelos mediante scripts que manejan la selección algorítmica, la división de datos en conjuntos de entrenamiento y prueba, y la capacitación del modelo. Herramientas como </w:t>
+        <w:t xml:space="preserve"> permite automatizar el entrenamiento de modelos mediante </w:t>
+      </w:r>
+      <w:r>
+        <w:rPr>
+          <w:rStyle w:val="Extranjerismo"/>
+        </w:rPr>
+        <w:t>scripts</w:t>
+      </w:r>
+      <w:r>
+        <w:rPr>
+          <w:lang w:eastAsia="es-CO"/>
+        </w:rPr>
+        <w:t xml:space="preserve"> que manejan la selección algorítmica, la división de datos en conjuntos de entrenamiento y prueba, y la capacitación del modelo. Herramientas como </w:t>
       </w:r>
       <w:proofErr w:type="spellStart"/>
       <w:r>
@@ -9621,7 +10239,19 @@
         <w:rPr>
           <w:lang w:eastAsia="es-CO"/>
         </w:rPr>
-        <w:t xml:space="preserve"> BI soporta la ejecución de scripts en Python, lo que amplía las capacidades de análisis y visualización avanzadas directamente dentro de los informes, asegurando la actualización continua de los resultados presentados.</w:t>
+        <w:t xml:space="preserve"> BI soporta la ejecución de </w:t>
+      </w:r>
+      <w:r>
+        <w:rPr>
+          <w:rStyle w:val="Extranjerismo"/>
+        </w:rPr>
+        <w:t>scripts</w:t>
+      </w:r>
+      <w:r>
+        <w:rPr>
+          <w:lang w:eastAsia="es-CO"/>
+        </w:rPr>
+        <w:t xml:space="preserve"> en Python, lo que amplía las capacidades de análisis y visualización avanzadas directamente dentro de los informes, asegurando la actualización continua de los resultados presentados.</w:t>
       </w:r>
     </w:p>
     <w:p>
@@ -9654,7 +10284,19 @@
         <w:rPr>
           <w:lang w:eastAsia="es-CO"/>
         </w:rPr>
-        <w:t xml:space="preserve">La automatización total se logra mediante la escritura de scripts de Python que orquestan todo el proceso, desde la recolección de datos hasta el despliegue de informes actualizados. Los </w:t>
+        <w:t xml:space="preserve">La automatización total se logra mediante la escritura de </w:t>
+      </w:r>
+      <w:r>
+        <w:rPr>
+          <w:rStyle w:val="Extranjerismo"/>
+        </w:rPr>
+        <w:t>scripts</w:t>
+      </w:r>
+      <w:r>
+        <w:rPr>
+          <w:lang w:eastAsia="es-CO"/>
+        </w:rPr>
+        <w:t xml:space="preserve"> de Python que orquestan todo el proceso, desde la recolección de datos hasta el despliegue de informes actualizados. Los </w:t>
       </w:r>
       <w:proofErr w:type="spellStart"/>
       <w:r>
@@ -9786,16 +10428,18 @@
           <w:lang w:eastAsia="es-CO"/>
         </w:rPr>
       </w:pPr>
-      <w:bookmarkStart w:id="34" w:name="_Toc196390789"/>
-      <w:bookmarkStart w:id="35" w:name="_Toc196402000"/>
-      <w:bookmarkStart w:id="36" w:name="_Toc197610605"/>
-      <w:bookmarkStart w:id="37" w:name="_Toc201070288"/>
-      <w:bookmarkStart w:id="38" w:name="_Toc201070644"/>
-      <w:bookmarkEnd w:id="34"/>
-      <w:bookmarkEnd w:id="35"/>
-      <w:bookmarkEnd w:id="36"/>
+      <w:bookmarkStart w:id="37" w:name="_Toc196390789"/>
+      <w:bookmarkStart w:id="38" w:name="_Toc196402000"/>
+      <w:bookmarkStart w:id="39" w:name="_Toc197610605"/>
+      <w:bookmarkStart w:id="40" w:name="_Toc201070288"/>
+      <w:bookmarkStart w:id="41" w:name="_Toc201070644"/>
+      <w:bookmarkStart w:id="42" w:name="_Toc202879860"/>
       <w:bookmarkEnd w:id="37"/>
       <w:bookmarkEnd w:id="38"/>
+      <w:bookmarkEnd w:id="39"/>
+      <w:bookmarkEnd w:id="40"/>
+      <w:bookmarkEnd w:id="41"/>
+      <w:bookmarkEnd w:id="42"/>
     </w:p>
     <w:p>
       <w:pPr>
@@ -9834,24 +10478,26 @@
           <w:lang w:eastAsia="es-CO"/>
         </w:rPr>
       </w:pPr>
-      <w:bookmarkStart w:id="39" w:name="_Toc194939523"/>
-      <w:bookmarkStart w:id="40" w:name="_Toc195024908"/>
-      <w:bookmarkStart w:id="41" w:name="_Toc196197822"/>
-      <w:bookmarkStart w:id="42" w:name="_Toc196295087"/>
-      <w:bookmarkStart w:id="43" w:name="_Toc196390793"/>
-      <w:bookmarkStart w:id="44" w:name="_Toc196402004"/>
-      <w:bookmarkStart w:id="45" w:name="_Toc197610609"/>
-      <w:bookmarkStart w:id="46" w:name="_Toc201070289"/>
-      <w:bookmarkStart w:id="47" w:name="_Toc201070645"/>
-      <w:bookmarkEnd w:id="39"/>
-      <w:bookmarkEnd w:id="40"/>
-      <w:bookmarkEnd w:id="41"/>
-      <w:bookmarkEnd w:id="42"/>
+      <w:bookmarkStart w:id="43" w:name="_Toc194939523"/>
+      <w:bookmarkStart w:id="44" w:name="_Toc195024908"/>
+      <w:bookmarkStart w:id="45" w:name="_Toc196197822"/>
+      <w:bookmarkStart w:id="46" w:name="_Toc196295087"/>
+      <w:bookmarkStart w:id="47" w:name="_Toc196390793"/>
+      <w:bookmarkStart w:id="48" w:name="_Toc196402004"/>
+      <w:bookmarkStart w:id="49" w:name="_Toc197610609"/>
+      <w:bookmarkStart w:id="50" w:name="_Toc201070289"/>
+      <w:bookmarkStart w:id="51" w:name="_Toc201070645"/>
+      <w:bookmarkStart w:id="52" w:name="_Toc202879861"/>
       <w:bookmarkEnd w:id="43"/>
       <w:bookmarkEnd w:id="44"/>
       <w:bookmarkEnd w:id="45"/>
       <w:bookmarkEnd w:id="46"/>
       <w:bookmarkEnd w:id="47"/>
+      <w:bookmarkEnd w:id="48"/>
+      <w:bookmarkEnd w:id="49"/>
+      <w:bookmarkEnd w:id="50"/>
+      <w:bookmarkEnd w:id="51"/>
+      <w:bookmarkEnd w:id="52"/>
     </w:p>
     <w:p>
       <w:pPr>
@@ -9876,31 +10522,27 @@
           <w:lang w:eastAsia="es-CO"/>
         </w:rPr>
       </w:pPr>
-      <w:bookmarkStart w:id="48" w:name="_Toc184721157"/>
-      <w:bookmarkStart w:id="49" w:name="_Toc184923169"/>
-      <w:bookmarkStart w:id="50" w:name="_Toc184924207"/>
-      <w:bookmarkStart w:id="51" w:name="_Toc185017461"/>
-      <w:bookmarkStart w:id="52" w:name="_Toc191294477"/>
-      <w:bookmarkStart w:id="53" w:name="_Toc191477912"/>
-      <w:bookmarkStart w:id="54" w:name="_Toc191566698"/>
-      <w:bookmarkStart w:id="55" w:name="_Toc192491093"/>
-      <w:bookmarkStart w:id="56" w:name="_Toc192597533"/>
-      <w:bookmarkStart w:id="57" w:name="_Toc194939093"/>
-      <w:bookmarkStart w:id="58" w:name="_Toc194939112"/>
-      <w:bookmarkStart w:id="59" w:name="_Toc194939526"/>
-      <w:bookmarkStart w:id="60" w:name="_Toc195024911"/>
-      <w:bookmarkStart w:id="61" w:name="_Toc196197823"/>
-      <w:bookmarkStart w:id="62" w:name="_Toc196295088"/>
-      <w:bookmarkStart w:id="63" w:name="_Toc196390794"/>
-      <w:bookmarkStart w:id="64" w:name="_Toc196402005"/>
-      <w:bookmarkStart w:id="65" w:name="_Toc197610610"/>
-      <w:bookmarkStart w:id="66" w:name="_Toc201070290"/>
-      <w:bookmarkStart w:id="67" w:name="_Toc201070646"/>
-      <w:bookmarkEnd w:id="48"/>
-      <w:bookmarkEnd w:id="49"/>
-      <w:bookmarkEnd w:id="50"/>
-      <w:bookmarkEnd w:id="51"/>
-      <w:bookmarkEnd w:id="52"/>
+      <w:bookmarkStart w:id="53" w:name="_Toc184721157"/>
+      <w:bookmarkStart w:id="54" w:name="_Toc184923169"/>
+      <w:bookmarkStart w:id="55" w:name="_Toc184924207"/>
+      <w:bookmarkStart w:id="56" w:name="_Toc185017461"/>
+      <w:bookmarkStart w:id="57" w:name="_Toc191294477"/>
+      <w:bookmarkStart w:id="58" w:name="_Toc191477912"/>
+      <w:bookmarkStart w:id="59" w:name="_Toc191566698"/>
+      <w:bookmarkStart w:id="60" w:name="_Toc192491093"/>
+      <w:bookmarkStart w:id="61" w:name="_Toc192597533"/>
+      <w:bookmarkStart w:id="62" w:name="_Toc194939093"/>
+      <w:bookmarkStart w:id="63" w:name="_Toc194939112"/>
+      <w:bookmarkStart w:id="64" w:name="_Toc194939526"/>
+      <w:bookmarkStart w:id="65" w:name="_Toc195024911"/>
+      <w:bookmarkStart w:id="66" w:name="_Toc196197823"/>
+      <w:bookmarkStart w:id="67" w:name="_Toc196295088"/>
+      <w:bookmarkStart w:id="68" w:name="_Toc196390794"/>
+      <w:bookmarkStart w:id="69" w:name="_Toc196402005"/>
+      <w:bookmarkStart w:id="70" w:name="_Toc197610610"/>
+      <w:bookmarkStart w:id="71" w:name="_Toc201070290"/>
+      <w:bookmarkStart w:id="72" w:name="_Toc201070646"/>
+      <w:bookmarkStart w:id="73" w:name="_Toc202879862"/>
       <w:bookmarkEnd w:id="53"/>
       <w:bookmarkEnd w:id="54"/>
       <w:bookmarkEnd w:id="55"/>
@@ -9916,6 +10558,12 @@
       <w:bookmarkEnd w:id="65"/>
       <w:bookmarkEnd w:id="66"/>
       <w:bookmarkEnd w:id="67"/>
+      <w:bookmarkEnd w:id="68"/>
+      <w:bookmarkEnd w:id="69"/>
+      <w:bookmarkEnd w:id="70"/>
+      <w:bookmarkEnd w:id="71"/>
+      <w:bookmarkEnd w:id="72"/>
+      <w:bookmarkEnd w:id="73"/>
     </w:p>
     <w:p>
       <w:pPr>
@@ -9929,22 +10577,22 @@
           <w:vanish/>
         </w:rPr>
       </w:pPr>
-      <w:bookmarkStart w:id="68" w:name="_Toc184721161"/>
-      <w:bookmarkStart w:id="69" w:name="_Toc184923173"/>
-      <w:bookmarkStart w:id="70" w:name="_Toc184924213"/>
-      <w:bookmarkStart w:id="71" w:name="_Toc185017467"/>
-      <w:bookmarkStart w:id="72" w:name="_Toc191294483"/>
-      <w:bookmarkStart w:id="73" w:name="_Toc191477917"/>
-      <w:bookmarkStart w:id="74" w:name="_Toc191566703"/>
-      <w:bookmarkStart w:id="75" w:name="_Toc192491096"/>
-      <w:bookmarkEnd w:id="68"/>
-      <w:bookmarkEnd w:id="69"/>
-      <w:bookmarkEnd w:id="70"/>
-      <w:bookmarkEnd w:id="71"/>
-      <w:bookmarkEnd w:id="72"/>
-      <w:bookmarkEnd w:id="73"/>
+      <w:bookmarkStart w:id="74" w:name="_Toc184721161"/>
+      <w:bookmarkStart w:id="75" w:name="_Toc184923173"/>
+      <w:bookmarkStart w:id="76" w:name="_Toc184924213"/>
+      <w:bookmarkStart w:id="77" w:name="_Toc185017467"/>
+      <w:bookmarkStart w:id="78" w:name="_Toc191294483"/>
+      <w:bookmarkStart w:id="79" w:name="_Toc191477917"/>
+      <w:bookmarkStart w:id="80" w:name="_Toc191566703"/>
+      <w:bookmarkStart w:id="81" w:name="_Toc192491096"/>
       <w:bookmarkEnd w:id="74"/>
       <w:bookmarkEnd w:id="75"/>
+      <w:bookmarkEnd w:id="76"/>
+      <w:bookmarkEnd w:id="77"/>
+      <w:bookmarkEnd w:id="78"/>
+      <w:bookmarkEnd w:id="79"/>
+      <w:bookmarkEnd w:id="80"/>
+      <w:bookmarkEnd w:id="81"/>
     </w:p>
     <w:p>
       <w:pPr>
@@ -9969,30 +10617,32 @@
           <w:lang w:eastAsia="es-CO"/>
         </w:rPr>
       </w:pPr>
-      <w:bookmarkStart w:id="76" w:name="_Toc192597534"/>
-      <w:bookmarkStart w:id="77" w:name="_Toc194939094"/>
-      <w:bookmarkStart w:id="78" w:name="_Toc194939113"/>
-      <w:bookmarkStart w:id="79" w:name="_Toc194939527"/>
-      <w:bookmarkStart w:id="80" w:name="_Toc195024912"/>
-      <w:bookmarkStart w:id="81" w:name="_Toc196197824"/>
-      <w:bookmarkStart w:id="82" w:name="_Toc196295089"/>
-      <w:bookmarkStart w:id="83" w:name="_Toc196390795"/>
-      <w:bookmarkStart w:id="84" w:name="_Toc196402006"/>
-      <w:bookmarkStart w:id="85" w:name="_Toc197610611"/>
-      <w:bookmarkStart w:id="86" w:name="_Toc201070291"/>
-      <w:bookmarkStart w:id="87" w:name="_Toc201070647"/>
-      <w:bookmarkEnd w:id="76"/>
-      <w:bookmarkEnd w:id="77"/>
-      <w:bookmarkEnd w:id="78"/>
-      <w:bookmarkEnd w:id="79"/>
-      <w:bookmarkEnd w:id="80"/>
-      <w:bookmarkEnd w:id="81"/>
+      <w:bookmarkStart w:id="82" w:name="_Toc192597534"/>
+      <w:bookmarkStart w:id="83" w:name="_Toc194939094"/>
+      <w:bookmarkStart w:id="84" w:name="_Toc194939113"/>
+      <w:bookmarkStart w:id="85" w:name="_Toc194939527"/>
+      <w:bookmarkStart w:id="86" w:name="_Toc195024912"/>
+      <w:bookmarkStart w:id="87" w:name="_Toc196197824"/>
+      <w:bookmarkStart w:id="88" w:name="_Toc196295089"/>
+      <w:bookmarkStart w:id="89" w:name="_Toc196390795"/>
+      <w:bookmarkStart w:id="90" w:name="_Toc196402006"/>
+      <w:bookmarkStart w:id="91" w:name="_Toc197610611"/>
+      <w:bookmarkStart w:id="92" w:name="_Toc201070291"/>
+      <w:bookmarkStart w:id="93" w:name="_Toc201070647"/>
+      <w:bookmarkStart w:id="94" w:name="_Toc202879863"/>
       <w:bookmarkEnd w:id="82"/>
       <w:bookmarkEnd w:id="83"/>
       <w:bookmarkEnd w:id="84"/>
       <w:bookmarkEnd w:id="85"/>
       <w:bookmarkEnd w:id="86"/>
       <w:bookmarkEnd w:id="87"/>
+      <w:bookmarkEnd w:id="88"/>
+      <w:bookmarkEnd w:id="89"/>
+      <w:bookmarkEnd w:id="90"/>
+      <w:bookmarkEnd w:id="91"/>
+      <w:bookmarkEnd w:id="92"/>
+      <w:bookmarkEnd w:id="93"/>
+      <w:bookmarkEnd w:id="94"/>
     </w:p>
     <w:p>
       <w:pPr>
@@ -10018,40 +10668,55 @@
       <w:pPr>
         <w:pStyle w:val="Titulosgenerales"/>
       </w:pPr>
-      <w:bookmarkStart w:id="88" w:name="_Toc201070648"/>
+      <w:bookmarkStart w:id="95" w:name="_Toc202879864"/>
       <w:r>
         <w:lastRenderedPageBreak/>
         <w:t>Síntesis</w:t>
       </w:r>
-      <w:bookmarkEnd w:id="88"/>
-    </w:p>
-    <w:p>
-      <w:pPr>
-        <w:rPr>
-          <w:lang w:eastAsia="es-CO"/>
-        </w:rPr>
-      </w:pPr>
-      <w:r>
-        <w:rPr>
-          <w:lang w:eastAsia="es-CO"/>
-        </w:rPr>
-        <w:t>La preparación de datos para modelos de inteligencia artificial involucra diversas técnicas de limpieza, transformación e integración. La limpieza de datos abarca la identificación de dimensiones de calidad, la detección de errores comunes y la aplicación de métodos como la imputación, eliminación y corrección. La transformación de datos incluye procesos de codificación, normalización, gestión de inconsistencias y duplicados, así como su adecuación para algoritmos de inteligencia artificial. En cuanto a la integración y almacenamiento, se aborda el uso de procesos ETL, la preparación de datos para el aprendizaje automático, el diseño de modelos de datos y la construcción de pipelines de procesamiento. Finalmente, se contempla la automatización de todo el flujo mediante herramientas especializadas que permiten optimizar las etapas de preparación, modelado y actualización de los datos de manera eficiente.</w:t>
-      </w:r>
-    </w:p>
-    <w:p>
-      <w:pPr>
-        <w:rPr>
-          <w:lang w:eastAsia="es-CO"/>
-        </w:rPr>
-      </w:pPr>
-    </w:p>
-    <w:p>
-      <w:pPr>
-        <w:rPr>
-          <w:lang w:eastAsia="es-CO"/>
-        </w:rPr>
-      </w:pPr>
-      <w:r>
+      <w:bookmarkEnd w:id="95"/>
+    </w:p>
+    <w:p>
+      <w:pPr>
+        <w:rPr>
+          <w:lang w:eastAsia="es-CO"/>
+        </w:rPr>
+      </w:pPr>
+      <w:r>
+        <w:rPr>
+          <w:lang w:eastAsia="es-CO"/>
+        </w:rPr>
+        <w:t xml:space="preserve">La preparación de datos para modelos de inteligencia artificial involucra diversas técnicas de limpieza, transformación e integración. La limpieza de datos abarca la identificación de dimensiones de calidad, la detección de errores comunes y la aplicación de métodos como la imputación, eliminación y corrección. La transformación de datos incluye procesos de codificación, normalización, gestión de inconsistencias y duplicados, así como su adecuación para algoritmos de inteligencia artificial. En cuanto a la integración y almacenamiento, se aborda el uso de procesos ETL, la preparación de datos para el aprendizaje automático, el diseño de modelos de datos y la construcción de </w:t>
+      </w:r>
+      <w:r>
+        <w:rPr>
+          <w:rStyle w:val="Extranjerismo"/>
+        </w:rPr>
+        <w:t>pipelines</w:t>
+      </w:r>
+      <w:r>
+        <w:rPr>
+          <w:lang w:eastAsia="es-CO"/>
+        </w:rPr>
+        <w:t xml:space="preserve"> de procesamiento. Finalmente, se contempla la automatización de todo el flujo mediante herramientas especializadas que permiten optimizar las etapas de preparación, modelado y actualización de los datos de manera eficiente.</w:t>
+      </w:r>
+    </w:p>
+    <w:p>
+      <w:pPr>
+        <w:rPr>
+          <w:lang w:eastAsia="es-CO"/>
+        </w:rPr>
+      </w:pPr>
+    </w:p>
+    <w:p>
+      <w:pPr>
+        <w:rPr>
+          <w:lang w:eastAsia="es-CO"/>
+        </w:rPr>
+      </w:pPr>
+      <w:r>
+        <w:rPr>
+          <w:noProof/>
+        </w:rPr>
         <w:lastRenderedPageBreak/>
         <w:drawing>
           <wp:inline distT="0" distB="0" distL="0" distR="0" wp14:anchorId="70E44242" wp14:editId="7B1BE701">
@@ -10094,12 +10759,12 @@
       <w:pPr>
         <w:pStyle w:val="Titulosgenerales"/>
       </w:pPr>
-      <w:bookmarkStart w:id="89" w:name="_Toc201070649"/>
+      <w:bookmarkStart w:id="96" w:name="_Toc202879865"/>
       <w:r>
         <w:lastRenderedPageBreak/>
         <w:t>Material Complementario</w:t>
       </w:r>
-      <w:bookmarkEnd w:id="89"/>
+      <w:bookmarkEnd w:id="96"/>
     </w:p>
     <w:tbl>
       <w:tblPr>
@@ -10503,14 +11168,14 @@
       <w:pPr>
         <w:pStyle w:val="Titulosgenerales"/>
       </w:pPr>
-      <w:bookmarkStart w:id="90" w:name="_Toc176443725"/>
-      <w:bookmarkStart w:id="91" w:name="_Toc201070650"/>
+      <w:bookmarkStart w:id="97" w:name="_Toc176443725"/>
+      <w:bookmarkStart w:id="98" w:name="_Toc202879866"/>
       <w:r>
         <w:lastRenderedPageBreak/>
         <w:t>Glosario</w:t>
       </w:r>
-      <w:bookmarkEnd w:id="90"/>
-      <w:bookmarkEnd w:id="91"/>
+      <w:bookmarkEnd w:id="97"/>
+      <w:bookmarkEnd w:id="98"/>
     </w:p>
     <w:p>
       <w:pPr>
@@ -10738,8 +11403,8 @@
           <w:lang w:val="es-MX"/>
         </w:rPr>
       </w:pPr>
-      <w:bookmarkStart w:id="92" w:name="_Toc176443726"/>
-      <w:bookmarkStart w:id="93" w:name="_Toc201070651"/>
+      <w:bookmarkStart w:id="99" w:name="_Toc176443726"/>
+      <w:bookmarkStart w:id="100" w:name="_Toc202879867"/>
       <w:r>
         <w:rPr>
           <w:lang w:val="es-MX"/>
@@ -10747,8 +11412,8 @@
         <w:lastRenderedPageBreak/>
         <w:t>Referencias bibliográficas</w:t>
       </w:r>
-      <w:bookmarkEnd w:id="92"/>
-      <w:bookmarkEnd w:id="93"/>
+      <w:bookmarkEnd w:id="99"/>
+      <w:bookmarkEnd w:id="100"/>
     </w:p>
     <w:p>
       <w:pPr>
@@ -12316,14 +12981,14 @@
       <w:pPr>
         <w:pStyle w:val="Titulosgenerales"/>
       </w:pPr>
-      <w:bookmarkStart w:id="94" w:name="_Toc176443727"/>
-      <w:bookmarkStart w:id="95" w:name="_Toc201070652"/>
+      <w:bookmarkStart w:id="101" w:name="_Toc176443727"/>
+      <w:bookmarkStart w:id="102" w:name="_Toc202879868"/>
       <w:r>
         <w:lastRenderedPageBreak/>
         <w:t>Créditos</w:t>
       </w:r>
-      <w:bookmarkEnd w:id="94"/>
-      <w:bookmarkEnd w:id="95"/>
+      <w:bookmarkEnd w:id="101"/>
+      <w:bookmarkEnd w:id="102"/>
     </w:p>
     <w:tbl>
       <w:tblPr>
@@ -12918,7 +13583,6 @@
               </w:rPr>
               <w:t xml:space="preserve">Desarrollador </w:t>
             </w:r>
-            <w:proofErr w:type="spellStart"/>
             <w:r>
               <w:rPr>
                 <w:rStyle w:val="Extranjerismo"/>
@@ -12932,9 +13596,24 @@
                 <w:sz w:val="24"/>
                 <w:szCs w:val="20"/>
               </w:rPr>
-              <w:t>ullstack</w:t>
+              <w:t>ull</w:t>
             </w:r>
-            <w:proofErr w:type="spellEnd"/>
+            <w:r>
+              <w:rPr>
+                <w:rStyle w:val="Extranjerismo"/>
+                <w:sz w:val="24"/>
+                <w:szCs w:val="20"/>
+              </w:rPr>
+              <w:t xml:space="preserve"> </w:t>
+            </w:r>
+            <w:r>
+              <w:rPr>
+                <w:rStyle w:val="Extranjerismo"/>
+                <w:sz w:val="24"/>
+                <w:szCs w:val="20"/>
+              </w:rPr>
+              <w:t>stack</w:t>
+            </w:r>
           </w:p>
         </w:tc>
         <w:tc>
@@ -13885,7 +14564,7 @@
   <w:abstractNum w:abstractNumId="5" w15:restartNumberingAfterBreak="0">
     <w:nsid w:val="1DCC4A13"/>
     <w:multiLevelType w:val="hybridMultilevel"/>
-    <w:tmpl w:val="FAB2167A"/>
+    <w:tmpl w:val="A5F659A4"/>
     <w:lvl w:ilvl="0" w:tplc="240A000D">
       <w:start w:val="1"/>
       <w:numFmt w:val="bullet"/>
@@ -16676,8 +17355,8 @@
   <w:abstractNum w:abstractNumId="31" w15:restartNumberingAfterBreak="0">
     <w:nsid w:val="743558E5"/>
     <w:multiLevelType w:val="hybridMultilevel"/>
-    <w:tmpl w:val="8DA0A2FA"/>
-    <w:lvl w:ilvl="0" w:tplc="DF9851B2">
+    <w:tmpl w:val="0516738C"/>
+    <w:lvl w:ilvl="0" w:tplc="1FD0D8F6">
       <w:start w:val="1"/>
       <w:numFmt w:val="decimal"/>
       <w:pStyle w:val="Figura"/>
@@ -17898,7 +18577,7 @@
     <w:link w:val="FiguraCar"/>
     <w:autoRedefine/>
     <w:qFormat/>
-    <w:rsid w:val="003D4C02"/>
+    <w:rsid w:val="00247551"/>
     <w:pPr>
       <w:numPr>
         <w:numId w:val="6"/>
@@ -17906,7 +18585,6 @@
       <w:tabs>
         <w:tab w:val="left" w:pos="1134"/>
       </w:tabs>
-      <w:jc w:val="center"/>
     </w:pPr>
     <w:rPr>
       <w:rFonts w:cs="Times New Roman (Cuerpo en alfa"/>
@@ -17921,7 +18599,7 @@
     <w:name w:val="Figura Car"/>
     <w:basedOn w:val="Fuentedeprrafopredeter"/>
     <w:link w:val="Figura"/>
-    <w:rsid w:val="003D4C02"/>
+    <w:rsid w:val="00247551"/>
     <w:rPr>
       <w:rFonts w:cs="Times New Roman (Cuerpo en alfa"/>
       <w:b/>
@@ -18878,15 +19556,6 @@
 </file>
 
 <file path=customXml/item1.xml><?xml version="1.0" encoding="utf-8"?>
-<?mso-contentType ?>
-<FormTemplates xmlns="http://schemas.microsoft.com/sharepoint/v3/contenttype/forms">
-  <Display>DocumentLibraryForm</Display>
-  <Edit>DocumentLibraryForm</Edit>
-  <New>DocumentLibraryForm</New>
-</FormTemplates>
-</file>
-
-<file path=customXml/item2.xml><?xml version="1.0" encoding="utf-8"?>
 <p:properties xmlns:p="http://schemas.microsoft.com/office/2006/metadata/properties" xmlns:xsi="http://www.w3.org/2001/XMLSchema-instance" xmlns:pc="http://schemas.microsoft.com/office/infopath/2007/PartnerControls">
   <documentManagement>
     <TaxCatchAll xmlns="cb45339b-ced9-4d0d-8f64-77573914d53b" xsi:nil="true"/>
@@ -18897,7 +19566,7 @@
 </p:properties>
 </file>
 
-<file path=customXml/item3.xml><?xml version="1.0" encoding="utf-8"?>
+<file path=customXml/item2.xml><?xml version="1.0" encoding="utf-8"?>
 <ct:contentTypeSchema xmlns:ct="http://schemas.microsoft.com/office/2006/metadata/contentType" xmlns:ma="http://schemas.microsoft.com/office/2006/metadata/properties/metaAttributes" ct:_="" ma:_="" ma:contentTypeName="Documento" ma:contentTypeID="0x01010049282E1EDBE9234EA9E6D38F720E265F" ma:contentTypeVersion="15" ma:contentTypeDescription="Crear nuevo documento." ma:contentTypeScope="" ma:versionID="b31c7aa9eaf043a08b87120b3c4916e3">
   <xsd:schema xmlns:xsd="http://www.w3.org/2001/XMLSchema" xmlns:xs="http://www.w3.org/2001/XMLSchema" xmlns:p="http://schemas.microsoft.com/office/2006/metadata/properties" xmlns:ns2="cb45339b-ced9-4d0d-8f64-77573914d53b" xmlns:ns3="43a3ca16-9c26-4813-b83f-4aec9927b43f" targetNamespace="http://schemas.microsoft.com/office/2006/metadata/properties" ma:root="true" ma:fieldsID="3533d065b04d75c457075bc55f1f5315" ns2:_="" ns3:_="">
     <xsd:import namespace="cb45339b-ced9-4d0d-8f64-77573914d53b"/>
@@ -19132,19 +19801,20 @@
 </ct:contentTypeSchema>
 </file>
 
+<file path=customXml/item3.xml><?xml version="1.0" encoding="utf-8"?>
+<?mso-contentType ?>
+<FormTemplates xmlns="http://schemas.microsoft.com/sharepoint/v3/contenttype/forms">
+  <Display>DocumentLibraryForm</Display>
+  <Edit>DocumentLibraryForm</Edit>
+  <New>DocumentLibraryForm</New>
+</FormTemplates>
+</file>
+
 <file path=customXml/item4.xml><?xml version="1.0" encoding="utf-8"?>
 <b:Sources xmlns:b="http://schemas.openxmlformats.org/officeDocument/2006/bibliography" xmlns="http://schemas.openxmlformats.org/officeDocument/2006/bibliography" SelectedStyle="\APASixthEditionOfficeOnline.xsl" StyleName="APA" Version="6"/>
 </file>
 
 <file path=customXml/itemProps1.xml><?xml version="1.0" encoding="utf-8"?>
-<ds:datastoreItem xmlns:ds="http://schemas.openxmlformats.org/officeDocument/2006/customXml" ds:itemID="{F1B9760C-A733-45FB-8E9C-072BBCD9E8D5}">
-  <ds:schemaRefs>
-    <ds:schemaRef ds:uri="http://schemas.microsoft.com/sharepoint/v3/contenttype/forms"/>
-  </ds:schemaRefs>
-</ds:datastoreItem>
-</file>
-
-<file path=customXml/itemProps2.xml><?xml version="1.0" encoding="utf-8"?>
 <ds:datastoreItem xmlns:ds="http://schemas.openxmlformats.org/officeDocument/2006/customXml" ds:itemID="{36A7DB9A-8BB8-4A84-AD1F-45481AB3FF5E}">
   <ds:schemaRefs>
     <ds:schemaRef ds:uri="http://schemas.microsoft.com/office/2006/metadata/properties"/>
@@ -19155,7 +19825,7 @@
 </ds:datastoreItem>
 </file>
 
-<file path=customXml/itemProps3.xml><?xml version="1.0" encoding="utf-8"?>
+<file path=customXml/itemProps2.xml><?xml version="1.0" encoding="utf-8"?>
 <ds:datastoreItem xmlns:ds="http://schemas.openxmlformats.org/officeDocument/2006/customXml" ds:itemID="{CD5D7F9D-6719-4D68-B6C4-DBF03324F66F}">
   <ds:schemaRefs>
     <ds:schemaRef ds:uri="http://schemas.microsoft.com/office/2006/metadata/contentType"/>
@@ -19174,8 +19844,16 @@
 </ds:datastoreItem>
 </file>
 
+<file path=customXml/itemProps3.xml><?xml version="1.0" encoding="utf-8"?>
+<ds:datastoreItem xmlns:ds="http://schemas.openxmlformats.org/officeDocument/2006/customXml" ds:itemID="{F1B9760C-A733-45FB-8E9C-072BBCD9E8D5}">
+  <ds:schemaRefs>
+    <ds:schemaRef ds:uri="http://schemas.microsoft.com/sharepoint/v3/contenttype/forms"/>
+  </ds:schemaRefs>
+</ds:datastoreItem>
+</file>
+
 <file path=customXml/itemProps4.xml><?xml version="1.0" encoding="utf-8"?>
-<ds:datastoreItem xmlns:ds="http://schemas.openxmlformats.org/officeDocument/2006/customXml" ds:itemID="{2B304D8D-8FC0-4E9C-98B5-9C62F285AC05}">
+<ds:datastoreItem xmlns:ds="http://schemas.openxmlformats.org/officeDocument/2006/customXml" ds:itemID="{4B5E37BF-620B-4855-928D-AF38B4FAD4B7}">
   <ds:schemaRefs>
     <ds:schemaRef ds:uri="http://schemas.openxmlformats.org/officeDocument/2006/bibliography"/>
   </ds:schemaRefs>
